--- a/segundo/PED/PED_G19_P1.docx
+++ b/segundo/PED/PED_G19_P1.docx
@@ -564,30 +564,96 @@
           <w:sz w:val="30"/>
           <w:szCs w:val="36"/>
         </w:rPr>
-        <w:t xml:space="preserve">Especificación lógica de los </w:t>
-      </w:r>
-      <w:proofErr w:type="spellStart"/>
+        <w:t>Especificación lógica de los TADs diseñados.</w:t>
+      </w:r>
       <w:r>
         <w:rPr>
           <w:sz w:val="30"/>
           <w:szCs w:val="36"/>
         </w:rPr>
-        <w:t>TADs</w:t>
-      </w:r>
-      <w:proofErr w:type="spellEnd"/>
+        <w:t xml:space="preserve"> </w:t>
+      </w:r>
+    </w:p>
+    <w:p>
+      <w:pPr>
+        <w:pStyle w:val="Prrafodelista"/>
+        <w:numPr>
+          <w:ilvl w:val="1"/>
+          <w:numId w:val="20"/>
+        </w:numPr>
+      </w:pPr>
+      <w:r>
+        <w:t>TAD Autobús</w:t>
+      </w:r>
+    </w:p>
+    <w:p>
+      <w:pPr>
+        <w:pStyle w:val="Prrafodelista"/>
+        <w:numPr>
+          <w:ilvl w:val="1"/>
+          <w:numId w:val="20"/>
+        </w:numPr>
+      </w:pPr>
+      <w:r>
+        <w:t>TAD Viaje</w:t>
+      </w:r>
+    </w:p>
+    <w:p>
+      <w:pPr>
+        <w:pStyle w:val="Prrafodelista"/>
+        <w:numPr>
+          <w:ilvl w:val="1"/>
+          <w:numId w:val="20"/>
+        </w:numPr>
+      </w:pPr>
+      <w:r>
+        <w:t>TAD GestionBus</w:t>
+      </w:r>
+    </w:p>
+    <w:p/>
+    <w:p>
+      <w:pPr>
+        <w:pStyle w:val="Prrafodelista"/>
+        <w:numPr>
+          <w:ilvl w:val="0"/>
+          <w:numId w:val="17"/>
+        </w:numPr>
+      </w:pPr>
       <w:r>
         <w:rPr>
           <w:sz w:val="30"/>
           <w:szCs w:val="36"/>
         </w:rPr>
-        <w:t xml:space="preserve"> diseñados.</w:t>
-      </w:r>
+        <w:t>Descripción de los procesos llevados a cabo en los métodos que implementan las opciones del menú principal.</w:t>
+      </w:r>
+    </w:p>
+    <w:p>
+      <w:pPr>
+        <w:pStyle w:val="Prrafodelista"/>
+        <w:numPr>
+          <w:ilvl w:val="1"/>
+          <w:numId w:val="21"/>
+        </w:numPr>
+      </w:pPr>
+      <w:r>
+        <w:t>Hola</w:t>
+      </w:r>
+    </w:p>
+    <w:p/>
+    <w:p>
+      <w:pPr>
+        <w:pStyle w:val="Prrafodelista"/>
+        <w:numPr>
+          <w:ilvl w:val="0"/>
+          <w:numId w:val="17"/>
+        </w:numPr>
+      </w:pPr>
       <w:r>
         <w:rPr>
           <w:sz w:val="30"/>
           <w:szCs w:val="36"/>
         </w:rPr>
-        <w:t xml:space="preserve"> </w:t>
+        <w:t>Listado del código fuente desarrollado</w:t>
       </w:r>
     </w:p>
     <w:p>
@@ -595,7 +661,7 @@
         <w:pStyle w:val="Prrafodelista"/>
         <w:numPr>
           <w:ilvl w:val="1"/>
-          <w:numId w:val="20"/>
+          <w:numId w:val="22"/>
         </w:numPr>
       </w:pPr>
       <w:r>
@@ -616,64 +682,6 @@
           <w:sz w:val="30"/>
           <w:szCs w:val="36"/>
         </w:rPr>
-        <w:t>Descripción de los procesos llevados a cabo en los métodos que implementan las opciones del menú principal.</w:t>
-      </w:r>
-    </w:p>
-    <w:p>
-      <w:pPr>
-        <w:pStyle w:val="Prrafodelista"/>
-        <w:numPr>
-          <w:ilvl w:val="1"/>
-          <w:numId w:val="21"/>
-        </w:numPr>
-      </w:pPr>
-      <w:r>
-        <w:t>Hola</w:t>
-      </w:r>
-    </w:p>
-    <w:p/>
-    <w:p>
-      <w:pPr>
-        <w:pStyle w:val="Prrafodelista"/>
-        <w:numPr>
-          <w:ilvl w:val="0"/>
-          <w:numId w:val="17"/>
-        </w:numPr>
-      </w:pPr>
-      <w:r>
-        <w:rPr>
-          <w:sz w:val="30"/>
-          <w:szCs w:val="36"/>
-        </w:rPr>
-        <w:t>Listado del código fuente desarrollado</w:t>
-      </w:r>
-    </w:p>
-    <w:p>
-      <w:pPr>
-        <w:pStyle w:val="Prrafodelista"/>
-        <w:numPr>
-          <w:ilvl w:val="1"/>
-          <w:numId w:val="22"/>
-        </w:numPr>
-      </w:pPr>
-      <w:r>
-        <w:t>Hola</w:t>
-      </w:r>
-    </w:p>
-    <w:p/>
-    <w:p>
-      <w:pPr>
-        <w:pStyle w:val="Prrafodelista"/>
-        <w:numPr>
-          <w:ilvl w:val="0"/>
-          <w:numId w:val="17"/>
-        </w:numPr>
-      </w:pPr>
-      <w:r>
-        <w:rPr>
-          <w:sz w:val="30"/>
-          <w:szCs w:val="36"/>
-        </w:rPr>
         <w:t>Pruebas de ejecución</w:t>
       </w:r>
     </w:p>
@@ -693,15 +701,21 @@
       </w:pPr>
       <w:r>
         <w:lastRenderedPageBreak/>
-        <w:t>REGISTROS</w:t>
-      </w:r>
-    </w:p>
-    <w:p>
-      <w:pPr>
-        <w:jc w:val="both"/>
-      </w:pPr>
-      <w:r>
-        <w:t>Lo primero que hace el programa es ejecutar los siguientes subprogramas:</w:t>
+        <w:t>ESPECIFICACIÓN LÓGICA DE LOS TADs DISEÑADOS</w:t>
+      </w:r>
+    </w:p>
+    <w:p>
+      <w:pPr>
+        <w:jc w:val="both"/>
+      </w:pPr>
+      <w:r>
+        <w:t xml:space="preserve">En esta práctica se han diseñado tres TADs distintos para </w:t>
+      </w:r>
+      <w:r>
+        <w:t>la gestión de autobuses, viajes y su organización</w:t>
+      </w:r>
+      <w:r>
+        <w:t>. Dichos TADs se explican a continuación:</w:t>
       </w:r>
     </w:p>
     <w:p>
@@ -714,28 +728,4455 @@
         <w:jc w:val="both"/>
       </w:pPr>
       <w:r>
-        <w:t>REGISTRO LIBROS</w:t>
-      </w:r>
-    </w:p>
-    <w:p>
-      <w:pPr>
-        <w:jc w:val="both"/>
-      </w:pPr>
-      <w:r>
-        <w:t xml:space="preserve">Nombre del subprograma: </w:t>
-      </w:r>
-      <w:proofErr w:type="spellStart"/>
-      <w:proofErr w:type="gramStart"/>
-      <w:r>
-        <w:t>registrarLibros</w:t>
-      </w:r>
-      <w:proofErr w:type="spellEnd"/>
-      <w:r>
-        <w:t>(</w:t>
-      </w:r>
-      <w:proofErr w:type="gramEnd"/>
-      <w:r>
-        <w:t>).</w:t>
+        <w:t>TAD Autobús</w:t>
+      </w:r>
+    </w:p>
+    <w:p>
+      <w:pPr>
+        <w:jc w:val="both"/>
+      </w:pPr>
+      <w:r>
+        <w:t xml:space="preserve">Este TAD </w:t>
+      </w:r>
+      <w:r>
+        <w:t>representa un autobús en la empresa. Cada uno se identifica de forma única por su matrícula y mantiene una colección de sus viajes asociados.</w:t>
+      </w:r>
+    </w:p>
+    <w:p>
+      <w:pPr>
+        <w:pStyle w:val="Prrafodelista"/>
+        <w:numPr>
+          <w:ilvl w:val="0"/>
+          <w:numId w:val="23"/>
+        </w:numPr>
+        <w:jc w:val="both"/>
+      </w:pPr>
+      <w:r>
+        <w:rPr>
+          <w:u w:val="single"/>
+        </w:rPr>
+        <w:t>ELEMENTOS:</w:t>
+      </w:r>
+      <w:r>
+        <w:t xml:space="preserve"> </w:t>
+      </w:r>
+      <w:r>
+        <w:t>matrícula (no pueden existir dos iguales), el año en que se compró, las plazas disponibles y un listado de los viajes que realiza.</w:t>
+      </w:r>
+    </w:p>
+    <w:p>
+      <w:pPr>
+        <w:pStyle w:val="Prrafodelista"/>
+        <w:numPr>
+          <w:ilvl w:val="0"/>
+          <w:numId w:val="23"/>
+        </w:numPr>
+        <w:jc w:val="both"/>
+      </w:pPr>
+      <w:r>
+        <w:rPr>
+          <w:u w:val="single"/>
+        </w:rPr>
+        <w:t>ESTRUCTURA:</w:t>
+      </w:r>
+      <w:r>
+        <w:t xml:space="preserve"> </w:t>
+      </w:r>
+      <w:r>
+        <w:t>Relación no lineal.</w:t>
+      </w:r>
+    </w:p>
+    <w:p>
+      <w:pPr>
+        <w:pStyle w:val="Prrafodelista"/>
+        <w:numPr>
+          <w:ilvl w:val="0"/>
+          <w:numId w:val="23"/>
+        </w:numPr>
+        <w:jc w:val="both"/>
+      </w:pPr>
+      <w:r>
+        <w:rPr>
+          <w:u w:val="single"/>
+        </w:rPr>
+        <w:t>DOMINIO:</w:t>
+      </w:r>
+      <w:r>
+        <w:t xml:space="preserve"> </w:t>
+      </w:r>
+      <w:r>
+        <w:t>la matrícula es una cadena no vacía, el año de compra un entero y el número de plazas un entero mayor que 0.</w:t>
+      </w:r>
+      <w:r>
+        <w:t xml:space="preserve"> </w:t>
+      </w:r>
+      <w:r>
+        <w:t>El dominio lo forman todas las combinaciones posibles que cumplen estas restricciones.</w:t>
+      </w:r>
+    </w:p>
+    <w:p>
+      <w:pPr>
+        <w:pStyle w:val="Prrafodelista"/>
+        <w:numPr>
+          <w:ilvl w:val="0"/>
+          <w:numId w:val="23"/>
+        </w:numPr>
+        <w:jc w:val="both"/>
+      </w:pPr>
+      <w:r>
+        <w:rPr>
+          <w:u w:val="single"/>
+        </w:rPr>
+        <w:t>OPERACIONES:</w:t>
+      </w:r>
+      <w:r>
+        <w:t xml:space="preserve"> </w:t>
+      </w:r>
+    </w:p>
+    <w:p>
+      <w:pPr>
+        <w:numPr>
+          <w:ilvl w:val="1"/>
+          <w:numId w:val="23"/>
+        </w:numPr>
+        <w:jc w:val="both"/>
+      </w:pPr>
+      <w:r>
+        <w:rPr>
+          <w:b/>
+          <w:bCs/>
+        </w:rPr>
+        <w:t>Nombre:</w:t>
+      </w:r>
+      <w:r>
+        <w:t xml:space="preserve"> </w:t>
+      </w:r>
+      <w:r>
+        <w:t>crearAutobus</w:t>
+      </w:r>
+      <w:r>
+        <w:t xml:space="preserve"> </w:t>
+      </w:r>
+    </w:p>
+    <w:p>
+      <w:pPr>
+        <w:numPr>
+          <w:ilvl w:val="2"/>
+          <w:numId w:val="23"/>
+        </w:numPr>
+        <w:jc w:val="both"/>
+      </w:pPr>
+      <w:r>
+        <w:rPr>
+          <w:b/>
+          <w:bCs/>
+        </w:rPr>
+        <w:t>Utilidad</w:t>
+      </w:r>
+      <w:r>
+        <w:rPr>
+          <w:b/>
+          <w:bCs/>
+        </w:rPr>
+        <w:t>:</w:t>
+      </w:r>
+      <w:r>
+        <w:t xml:space="preserve"> </w:t>
+      </w:r>
+      <w:r>
+        <w:t>Crea un nuevo objeto Autobús con los datos proporcionados y la lista de viajes vacía.</w:t>
+      </w:r>
+    </w:p>
+    <w:p>
+      <w:pPr>
+        <w:numPr>
+          <w:ilvl w:val="2"/>
+          <w:numId w:val="23"/>
+        </w:numPr>
+        <w:jc w:val="both"/>
+      </w:pPr>
+      <w:r>
+        <w:rPr>
+          <w:b/>
+          <w:bCs/>
+        </w:rPr>
+        <w:t>E</w:t>
+      </w:r>
+      <w:r>
+        <w:rPr>
+          <w:b/>
+          <w:bCs/>
+        </w:rPr>
+        <w:t>ntrada:</w:t>
+      </w:r>
+      <w:r>
+        <w:t xml:space="preserve"> </w:t>
+      </w:r>
+      <w:r>
+        <w:t>string matricula, int anioCompra e</w:t>
+      </w:r>
+      <w:r>
+        <w:t xml:space="preserve"> int plazas.</w:t>
+      </w:r>
+    </w:p>
+    <w:p>
+      <w:pPr>
+        <w:numPr>
+          <w:ilvl w:val="2"/>
+          <w:numId w:val="23"/>
+        </w:numPr>
+        <w:jc w:val="both"/>
+      </w:pPr>
+      <w:r>
+        <w:rPr>
+          <w:b/>
+          <w:bCs/>
+        </w:rPr>
+        <w:t>Salida:</w:t>
+      </w:r>
+      <w:r>
+        <w:rPr>
+          <w:b/>
+          <w:bCs/>
+        </w:rPr>
+        <w:t xml:space="preserve"> </w:t>
+      </w:r>
+      <w:r>
+        <w:t>Autobús</w:t>
+      </w:r>
+      <w:r>
+        <w:t>.</w:t>
+      </w:r>
+    </w:p>
+    <w:p>
+      <w:pPr>
+        <w:numPr>
+          <w:ilvl w:val="2"/>
+          <w:numId w:val="23"/>
+        </w:numPr>
+        <w:jc w:val="both"/>
+      </w:pPr>
+      <w:r>
+        <w:rPr>
+          <w:b/>
+          <w:bCs/>
+        </w:rPr>
+        <w:t>Precondiciones:</w:t>
+      </w:r>
+      <w:r>
+        <w:rPr>
+          <w:b/>
+          <w:bCs/>
+        </w:rPr>
+        <w:t xml:space="preserve"> </w:t>
+      </w:r>
+      <w:r>
+        <w:t>matricula no nula y número de plazas mayor que cero</w:t>
+      </w:r>
+      <w:r>
+        <w:t>.</w:t>
+      </w:r>
+    </w:p>
+    <w:p>
+      <w:pPr>
+        <w:pStyle w:val="Prrafodelista"/>
+        <w:numPr>
+          <w:ilvl w:val="2"/>
+          <w:numId w:val="23"/>
+        </w:numPr>
+        <w:jc w:val="both"/>
+      </w:pPr>
+      <w:r>
+        <w:rPr>
+          <w:b/>
+          <w:bCs/>
+        </w:rPr>
+        <w:t>Postcondiciones:</w:t>
+      </w:r>
+      <w:r>
+        <w:t xml:space="preserve"> </w:t>
+      </w:r>
+      <w:r>
+        <w:t>se devuelve un autobús con los datos proporcionados y la lista de viajes vacía.</w:t>
+      </w:r>
+    </w:p>
+    <w:p>
+      <w:pPr>
+        <w:pStyle w:val="Prrafodelista"/>
+        <w:ind w:left="2160"/>
+        <w:jc w:val="both"/>
+      </w:pPr>
+    </w:p>
+    <w:p>
+      <w:pPr>
+        <w:numPr>
+          <w:ilvl w:val="1"/>
+          <w:numId w:val="23"/>
+        </w:numPr>
+        <w:jc w:val="both"/>
+      </w:pPr>
+      <w:r>
+        <w:rPr>
+          <w:b/>
+          <w:bCs/>
+        </w:rPr>
+        <w:t>Nombre:</w:t>
+      </w:r>
+      <w:r>
+        <w:t xml:space="preserve"> </w:t>
+      </w:r>
+      <w:r>
+        <w:t>getMatricula</w:t>
+      </w:r>
+      <w:r>
+        <w:t xml:space="preserve"> </w:t>
+      </w:r>
+    </w:p>
+    <w:p>
+      <w:pPr>
+        <w:numPr>
+          <w:ilvl w:val="2"/>
+          <w:numId w:val="23"/>
+        </w:numPr>
+        <w:jc w:val="both"/>
+      </w:pPr>
+      <w:r>
+        <w:rPr>
+          <w:b/>
+          <w:bCs/>
+        </w:rPr>
+        <w:t>Utilidad</w:t>
+      </w:r>
+      <w:r>
+        <w:rPr>
+          <w:b/>
+          <w:bCs/>
+        </w:rPr>
+        <w:t>:</w:t>
+      </w:r>
+      <w:r>
+        <w:t xml:space="preserve"> </w:t>
+      </w:r>
+      <w:r>
+        <w:t>devuelve la matrícula del autobús.</w:t>
+      </w:r>
+    </w:p>
+    <w:p>
+      <w:pPr>
+        <w:numPr>
+          <w:ilvl w:val="2"/>
+          <w:numId w:val="23"/>
+        </w:numPr>
+        <w:jc w:val="both"/>
+      </w:pPr>
+      <w:r>
+        <w:rPr>
+          <w:b/>
+          <w:bCs/>
+        </w:rPr>
+        <w:t>Entrada:</w:t>
+      </w:r>
+      <w:r>
+        <w:t xml:space="preserve"> </w:t>
+      </w:r>
+      <w:r>
+        <w:t>un objeto de tipo autobús.</w:t>
+      </w:r>
+    </w:p>
+    <w:p>
+      <w:pPr>
+        <w:numPr>
+          <w:ilvl w:val="2"/>
+          <w:numId w:val="23"/>
+        </w:numPr>
+        <w:jc w:val="both"/>
+      </w:pPr>
+      <w:r>
+        <w:rPr>
+          <w:b/>
+          <w:bCs/>
+        </w:rPr>
+        <w:t>Salida:</w:t>
+      </w:r>
+      <w:r>
+        <w:rPr>
+          <w:b/>
+          <w:bCs/>
+        </w:rPr>
+        <w:t xml:space="preserve"> </w:t>
+      </w:r>
+      <w:r>
+        <w:t>String</w:t>
+      </w:r>
+      <w:r>
+        <w:t>.</w:t>
+      </w:r>
+    </w:p>
+    <w:p>
+      <w:pPr>
+        <w:numPr>
+          <w:ilvl w:val="2"/>
+          <w:numId w:val="23"/>
+        </w:numPr>
+        <w:jc w:val="both"/>
+      </w:pPr>
+      <w:r>
+        <w:rPr>
+          <w:b/>
+          <w:bCs/>
+        </w:rPr>
+        <w:t>Precondiciones:</w:t>
+      </w:r>
+      <w:r>
+        <w:rPr>
+          <w:b/>
+          <w:bCs/>
+        </w:rPr>
+        <w:t xml:space="preserve"> </w:t>
+      </w:r>
+      <w:r>
+        <w:t>el autobús debe estar inicializado.</w:t>
+      </w:r>
+    </w:p>
+    <w:p>
+      <w:pPr>
+        <w:pStyle w:val="Prrafodelista"/>
+        <w:numPr>
+          <w:ilvl w:val="2"/>
+          <w:numId w:val="23"/>
+        </w:numPr>
+        <w:jc w:val="both"/>
+      </w:pPr>
+      <w:r>
+        <w:rPr>
+          <w:b/>
+          <w:bCs/>
+        </w:rPr>
+        <w:t>Postcondiciones:</w:t>
+      </w:r>
+      <w:r>
+        <w:t xml:space="preserve"> </w:t>
+      </w:r>
+      <w:r>
+        <w:t>devuelve la matrícula del autobús.</w:t>
+      </w:r>
+    </w:p>
+    <w:p>
+      <w:pPr>
+        <w:ind w:left="1440"/>
+        <w:jc w:val="both"/>
+      </w:pPr>
+    </w:p>
+    <w:p>
+      <w:pPr>
+        <w:numPr>
+          <w:ilvl w:val="1"/>
+          <w:numId w:val="23"/>
+        </w:numPr>
+        <w:jc w:val="both"/>
+      </w:pPr>
+      <w:r>
+        <w:rPr>
+          <w:b/>
+          <w:bCs/>
+        </w:rPr>
+        <w:t>Nombre:</w:t>
+      </w:r>
+      <w:r>
+        <w:t xml:space="preserve"> </w:t>
+      </w:r>
+      <w:r>
+        <w:t>getAnioCompra</w:t>
+      </w:r>
+      <w:r>
+        <w:t xml:space="preserve"> </w:t>
+      </w:r>
+    </w:p>
+    <w:p>
+      <w:pPr>
+        <w:numPr>
+          <w:ilvl w:val="2"/>
+          <w:numId w:val="23"/>
+        </w:numPr>
+        <w:jc w:val="both"/>
+      </w:pPr>
+      <w:r>
+        <w:rPr>
+          <w:b/>
+          <w:bCs/>
+        </w:rPr>
+        <w:t>Utilidad</w:t>
+      </w:r>
+      <w:r>
+        <w:rPr>
+          <w:b/>
+          <w:bCs/>
+        </w:rPr>
+        <w:t>:</w:t>
+      </w:r>
+      <w:r>
+        <w:t xml:space="preserve"> </w:t>
+      </w:r>
+      <w:r>
+        <w:t xml:space="preserve">devuelve </w:t>
+      </w:r>
+      <w:r>
+        <w:t xml:space="preserve">el año de compra </w:t>
+      </w:r>
+      <w:r>
+        <w:t>del autobús.</w:t>
+      </w:r>
+    </w:p>
+    <w:p>
+      <w:pPr>
+        <w:numPr>
+          <w:ilvl w:val="2"/>
+          <w:numId w:val="23"/>
+        </w:numPr>
+        <w:jc w:val="both"/>
+      </w:pPr>
+      <w:r>
+        <w:rPr>
+          <w:b/>
+          <w:bCs/>
+        </w:rPr>
+        <w:lastRenderedPageBreak/>
+        <w:t>Entrada:</w:t>
+      </w:r>
+      <w:r>
+        <w:t xml:space="preserve"> </w:t>
+      </w:r>
+      <w:r>
+        <w:t>un objeto de tipo autobús.</w:t>
+      </w:r>
+    </w:p>
+    <w:p>
+      <w:pPr>
+        <w:numPr>
+          <w:ilvl w:val="2"/>
+          <w:numId w:val="23"/>
+        </w:numPr>
+        <w:jc w:val="both"/>
+      </w:pPr>
+      <w:r>
+        <w:rPr>
+          <w:b/>
+          <w:bCs/>
+        </w:rPr>
+        <w:t>Salida:</w:t>
+      </w:r>
+      <w:r>
+        <w:rPr>
+          <w:b/>
+          <w:bCs/>
+        </w:rPr>
+        <w:t xml:space="preserve"> </w:t>
+      </w:r>
+      <w:r>
+        <w:t>int</w:t>
+      </w:r>
+      <w:r>
+        <w:t>.</w:t>
+      </w:r>
+    </w:p>
+    <w:p>
+      <w:pPr>
+        <w:numPr>
+          <w:ilvl w:val="2"/>
+          <w:numId w:val="23"/>
+        </w:numPr>
+        <w:jc w:val="both"/>
+      </w:pPr>
+      <w:r>
+        <w:rPr>
+          <w:b/>
+          <w:bCs/>
+        </w:rPr>
+        <w:t>Precondiciones:</w:t>
+      </w:r>
+      <w:r>
+        <w:rPr>
+          <w:b/>
+          <w:bCs/>
+        </w:rPr>
+        <w:t xml:space="preserve"> </w:t>
+      </w:r>
+      <w:r>
+        <w:t>el autobús debe estar inicializado.</w:t>
+      </w:r>
+    </w:p>
+    <w:p>
+      <w:pPr>
+        <w:pStyle w:val="Prrafodelista"/>
+        <w:numPr>
+          <w:ilvl w:val="2"/>
+          <w:numId w:val="23"/>
+        </w:numPr>
+        <w:jc w:val="both"/>
+      </w:pPr>
+      <w:r>
+        <w:rPr>
+          <w:b/>
+          <w:bCs/>
+        </w:rPr>
+        <w:t>Postcondiciones:</w:t>
+      </w:r>
+      <w:r>
+        <w:t xml:space="preserve"> </w:t>
+      </w:r>
+      <w:r>
+        <w:t xml:space="preserve">devuelve </w:t>
+      </w:r>
+      <w:r>
+        <w:t xml:space="preserve">el año de compra </w:t>
+      </w:r>
+      <w:r>
+        <w:t>del autobús.</w:t>
+      </w:r>
+    </w:p>
+    <w:p>
+      <w:pPr>
+        <w:jc w:val="both"/>
+      </w:pPr>
+    </w:p>
+    <w:p>
+      <w:pPr>
+        <w:numPr>
+          <w:ilvl w:val="1"/>
+          <w:numId w:val="23"/>
+        </w:numPr>
+        <w:jc w:val="both"/>
+      </w:pPr>
+      <w:r>
+        <w:rPr>
+          <w:b/>
+          <w:bCs/>
+        </w:rPr>
+        <w:t>Nombre:</w:t>
+      </w:r>
+      <w:r>
+        <w:t xml:space="preserve"> </w:t>
+      </w:r>
+      <w:r>
+        <w:t>getPlazas</w:t>
+      </w:r>
+      <w:r>
+        <w:t xml:space="preserve"> </w:t>
+      </w:r>
+    </w:p>
+    <w:p>
+      <w:pPr>
+        <w:numPr>
+          <w:ilvl w:val="2"/>
+          <w:numId w:val="23"/>
+        </w:numPr>
+        <w:jc w:val="both"/>
+      </w:pPr>
+      <w:r>
+        <w:rPr>
+          <w:b/>
+          <w:bCs/>
+        </w:rPr>
+        <w:t>Utilidad</w:t>
+      </w:r>
+      <w:r>
+        <w:rPr>
+          <w:b/>
+          <w:bCs/>
+        </w:rPr>
+        <w:t>:</w:t>
+      </w:r>
+      <w:r>
+        <w:t xml:space="preserve"> </w:t>
+      </w:r>
+      <w:r>
+        <w:t>devuelve el número de plazas del autobús.</w:t>
+      </w:r>
+    </w:p>
+    <w:p>
+      <w:pPr>
+        <w:numPr>
+          <w:ilvl w:val="2"/>
+          <w:numId w:val="23"/>
+        </w:numPr>
+        <w:jc w:val="both"/>
+      </w:pPr>
+      <w:r>
+        <w:rPr>
+          <w:b/>
+          <w:bCs/>
+        </w:rPr>
+        <w:t>Entrada:</w:t>
+      </w:r>
+      <w:r>
+        <w:t xml:space="preserve"> </w:t>
+      </w:r>
+      <w:r>
+        <w:t>un objeto de tipo autobús.</w:t>
+      </w:r>
+    </w:p>
+    <w:p>
+      <w:pPr>
+        <w:numPr>
+          <w:ilvl w:val="2"/>
+          <w:numId w:val="23"/>
+        </w:numPr>
+        <w:jc w:val="both"/>
+      </w:pPr>
+      <w:r>
+        <w:rPr>
+          <w:b/>
+          <w:bCs/>
+        </w:rPr>
+        <w:t>Salida:</w:t>
+      </w:r>
+      <w:r>
+        <w:rPr>
+          <w:b/>
+          <w:bCs/>
+        </w:rPr>
+        <w:t xml:space="preserve"> </w:t>
+      </w:r>
+      <w:r>
+        <w:t>int</w:t>
+      </w:r>
+      <w:r>
+        <w:t>.</w:t>
+      </w:r>
+    </w:p>
+    <w:p>
+      <w:pPr>
+        <w:numPr>
+          <w:ilvl w:val="2"/>
+          <w:numId w:val="23"/>
+        </w:numPr>
+        <w:jc w:val="both"/>
+      </w:pPr>
+      <w:r>
+        <w:rPr>
+          <w:b/>
+          <w:bCs/>
+        </w:rPr>
+        <w:t>Precondiciones:</w:t>
+      </w:r>
+      <w:r>
+        <w:rPr>
+          <w:b/>
+          <w:bCs/>
+        </w:rPr>
+        <w:t xml:space="preserve"> </w:t>
+      </w:r>
+      <w:r>
+        <w:t>el autobús debe estar inicializado.</w:t>
+      </w:r>
+    </w:p>
+    <w:p>
+      <w:pPr>
+        <w:pStyle w:val="Prrafodelista"/>
+        <w:numPr>
+          <w:ilvl w:val="2"/>
+          <w:numId w:val="23"/>
+        </w:numPr>
+        <w:jc w:val="both"/>
+      </w:pPr>
+      <w:r>
+        <w:rPr>
+          <w:b/>
+          <w:bCs/>
+        </w:rPr>
+        <w:t>Postcondiciones:</w:t>
+      </w:r>
+      <w:r>
+        <w:t xml:space="preserve"> </w:t>
+      </w:r>
+      <w:r>
+        <w:t>devuelve el nñumero de plazas del autobús.</w:t>
+      </w:r>
+    </w:p>
+    <w:p>
+      <w:pPr>
+        <w:jc w:val="both"/>
+      </w:pPr>
+    </w:p>
+    <w:p>
+      <w:pPr>
+        <w:numPr>
+          <w:ilvl w:val="1"/>
+          <w:numId w:val="23"/>
+        </w:numPr>
+        <w:jc w:val="both"/>
+      </w:pPr>
+      <w:r>
+        <w:rPr>
+          <w:b/>
+          <w:bCs/>
+        </w:rPr>
+        <w:t>Nombre:</w:t>
+      </w:r>
+      <w:r>
+        <w:t xml:space="preserve"> </w:t>
+      </w:r>
+      <w:r>
+        <w:t>setAnioCompra</w:t>
+      </w:r>
+      <w:r>
+        <w:t xml:space="preserve"> </w:t>
+      </w:r>
+    </w:p>
+    <w:p>
+      <w:pPr>
+        <w:numPr>
+          <w:ilvl w:val="2"/>
+          <w:numId w:val="23"/>
+        </w:numPr>
+        <w:jc w:val="both"/>
+      </w:pPr>
+      <w:r>
+        <w:rPr>
+          <w:b/>
+          <w:bCs/>
+        </w:rPr>
+        <w:t>Utilidad</w:t>
+      </w:r>
+      <w:r>
+        <w:rPr>
+          <w:b/>
+          <w:bCs/>
+        </w:rPr>
+        <w:t>:</w:t>
+      </w:r>
+      <w:r>
+        <w:t xml:space="preserve"> </w:t>
+      </w:r>
+      <w:r>
+        <w:t>modifica el año de compra del autobús.</w:t>
+      </w:r>
+    </w:p>
+    <w:p>
+      <w:pPr>
+        <w:numPr>
+          <w:ilvl w:val="2"/>
+          <w:numId w:val="23"/>
+        </w:numPr>
+        <w:jc w:val="both"/>
+      </w:pPr>
+      <w:r>
+        <w:rPr>
+          <w:b/>
+          <w:bCs/>
+        </w:rPr>
+        <w:t>Entrada:</w:t>
+      </w:r>
+      <w:r>
+        <w:t xml:space="preserve"> </w:t>
+      </w:r>
+      <w:r>
+        <w:t>un objeto de tipo autobús y un entero que será el nuevo año.</w:t>
+      </w:r>
+    </w:p>
+    <w:p>
+      <w:pPr>
+        <w:numPr>
+          <w:ilvl w:val="2"/>
+          <w:numId w:val="23"/>
+        </w:numPr>
+        <w:jc w:val="both"/>
+      </w:pPr>
+      <w:r>
+        <w:rPr>
+          <w:b/>
+          <w:bCs/>
+        </w:rPr>
+        <w:t>Salida:</w:t>
+      </w:r>
+      <w:r>
+        <w:rPr>
+          <w:b/>
+          <w:bCs/>
+        </w:rPr>
+        <w:t xml:space="preserve"> </w:t>
+      </w:r>
+      <w:r>
+        <w:t>ninguna</w:t>
+      </w:r>
+      <w:r>
+        <w:t>.</w:t>
+      </w:r>
+    </w:p>
+    <w:p>
+      <w:pPr>
+        <w:numPr>
+          <w:ilvl w:val="2"/>
+          <w:numId w:val="23"/>
+        </w:numPr>
+        <w:jc w:val="both"/>
+      </w:pPr>
+      <w:r>
+        <w:rPr>
+          <w:b/>
+          <w:bCs/>
+        </w:rPr>
+        <w:t>Precondiciones:</w:t>
+      </w:r>
+      <w:r>
+        <w:rPr>
+          <w:b/>
+          <w:bCs/>
+        </w:rPr>
+        <w:t xml:space="preserve"> </w:t>
+      </w:r>
+      <w:r>
+        <w:t>el año debe ser válido.</w:t>
+      </w:r>
+    </w:p>
+    <w:p>
+      <w:pPr>
+        <w:pStyle w:val="Prrafodelista"/>
+        <w:numPr>
+          <w:ilvl w:val="2"/>
+          <w:numId w:val="23"/>
+        </w:numPr>
+        <w:jc w:val="both"/>
+      </w:pPr>
+      <w:r>
+        <w:rPr>
+          <w:b/>
+          <w:bCs/>
+        </w:rPr>
+        <w:t>Postcondiciones:</w:t>
+      </w:r>
+      <w:r>
+        <w:t xml:space="preserve"> </w:t>
+      </w:r>
+      <w:r>
+        <w:t>se actualiza el año de compra del autobús.</w:t>
+      </w:r>
+    </w:p>
+    <w:p>
+      <w:pPr>
+        <w:jc w:val="both"/>
+      </w:pPr>
+    </w:p>
+    <w:p>
+      <w:pPr>
+        <w:numPr>
+          <w:ilvl w:val="1"/>
+          <w:numId w:val="23"/>
+        </w:numPr>
+        <w:jc w:val="both"/>
+      </w:pPr>
+      <w:r>
+        <w:rPr>
+          <w:b/>
+          <w:bCs/>
+        </w:rPr>
+        <w:t>Nombre:</w:t>
+      </w:r>
+      <w:r>
+        <w:t xml:space="preserve"> </w:t>
+      </w:r>
+      <w:r>
+        <w:t>setPlazas</w:t>
+      </w:r>
+      <w:r>
+        <w:t xml:space="preserve"> </w:t>
+      </w:r>
+    </w:p>
+    <w:p>
+      <w:pPr>
+        <w:numPr>
+          <w:ilvl w:val="2"/>
+          <w:numId w:val="23"/>
+        </w:numPr>
+        <w:jc w:val="both"/>
+      </w:pPr>
+      <w:r>
+        <w:rPr>
+          <w:b/>
+          <w:bCs/>
+        </w:rPr>
+        <w:t>Utilidad</w:t>
+      </w:r>
+      <w:r>
+        <w:rPr>
+          <w:b/>
+          <w:bCs/>
+        </w:rPr>
+        <w:t>:</w:t>
+      </w:r>
+      <w:r>
+        <w:t xml:space="preserve"> </w:t>
+      </w:r>
+      <w:r>
+        <w:t>modifica el número de plazas del autobús.</w:t>
+      </w:r>
+    </w:p>
+    <w:p>
+      <w:pPr>
+        <w:numPr>
+          <w:ilvl w:val="2"/>
+          <w:numId w:val="23"/>
+        </w:numPr>
+        <w:jc w:val="both"/>
+      </w:pPr>
+      <w:r>
+        <w:rPr>
+          <w:b/>
+          <w:bCs/>
+        </w:rPr>
+        <w:t>Entrada:</w:t>
+      </w:r>
+      <w:r>
+        <w:t xml:space="preserve"> </w:t>
+      </w:r>
+      <w:r>
+        <w:t>un objeto de tipo autobús y un entero que será el nuevo número de plazas.</w:t>
+      </w:r>
+    </w:p>
+    <w:p>
+      <w:pPr>
+        <w:numPr>
+          <w:ilvl w:val="2"/>
+          <w:numId w:val="23"/>
+        </w:numPr>
+        <w:jc w:val="both"/>
+      </w:pPr>
+      <w:r>
+        <w:rPr>
+          <w:b/>
+          <w:bCs/>
+        </w:rPr>
+        <w:t>Salida:</w:t>
+      </w:r>
+      <w:r>
+        <w:rPr>
+          <w:b/>
+          <w:bCs/>
+        </w:rPr>
+        <w:t xml:space="preserve"> </w:t>
+      </w:r>
+      <w:r>
+        <w:t>ninguna</w:t>
+      </w:r>
+      <w:r>
+        <w:t>.</w:t>
+      </w:r>
+    </w:p>
+    <w:p>
+      <w:pPr>
+        <w:numPr>
+          <w:ilvl w:val="2"/>
+          <w:numId w:val="23"/>
+        </w:numPr>
+        <w:jc w:val="both"/>
+      </w:pPr>
+      <w:r>
+        <w:rPr>
+          <w:b/>
+          <w:bCs/>
+        </w:rPr>
+        <w:t>Precondiciones:</w:t>
+      </w:r>
+      <w:r>
+        <w:rPr>
+          <w:b/>
+          <w:bCs/>
+        </w:rPr>
+        <w:t xml:space="preserve"> </w:t>
+      </w:r>
+      <w:r>
+        <w:t>el número de plazas debe ser mayor que cero.</w:t>
+      </w:r>
+    </w:p>
+    <w:p>
+      <w:pPr>
+        <w:pStyle w:val="Prrafodelista"/>
+        <w:numPr>
+          <w:ilvl w:val="2"/>
+          <w:numId w:val="23"/>
+        </w:numPr>
+        <w:jc w:val="both"/>
+      </w:pPr>
+      <w:r>
+        <w:rPr>
+          <w:b/>
+          <w:bCs/>
+        </w:rPr>
+        <w:t>Postcondiciones:</w:t>
+      </w:r>
+      <w:r>
+        <w:t xml:space="preserve"> </w:t>
+      </w:r>
+      <w:r>
+        <w:t>se actualiza el número de plazas del autobús.</w:t>
+      </w:r>
+    </w:p>
+    <w:p>
+      <w:pPr>
+        <w:numPr>
+          <w:ilvl w:val="1"/>
+          <w:numId w:val="23"/>
+        </w:numPr>
+        <w:jc w:val="both"/>
+      </w:pPr>
+      <w:r>
+        <w:rPr>
+          <w:b/>
+          <w:bCs/>
+        </w:rPr>
+        <w:lastRenderedPageBreak/>
+        <w:t>Nombre:</w:t>
+      </w:r>
+      <w:r>
+        <w:t xml:space="preserve"> </w:t>
+      </w:r>
+      <w:r>
+        <w:t>equals</w:t>
+      </w:r>
+      <w:r>
+        <w:t xml:space="preserve"> </w:t>
+      </w:r>
+    </w:p>
+    <w:p>
+      <w:pPr>
+        <w:numPr>
+          <w:ilvl w:val="2"/>
+          <w:numId w:val="23"/>
+        </w:numPr>
+        <w:jc w:val="both"/>
+      </w:pPr>
+      <w:r>
+        <w:rPr>
+          <w:b/>
+          <w:bCs/>
+        </w:rPr>
+        <w:t>Utilidad</w:t>
+      </w:r>
+      <w:r>
+        <w:rPr>
+          <w:b/>
+          <w:bCs/>
+        </w:rPr>
+        <w:t>:</w:t>
+      </w:r>
+      <w:r>
+        <w:t xml:space="preserve"> </w:t>
+      </w:r>
+      <w:r>
+        <w:t>compara dos autobuses para determinar si son iguales según su matrícula.</w:t>
+      </w:r>
+    </w:p>
+    <w:p>
+      <w:pPr>
+        <w:numPr>
+          <w:ilvl w:val="2"/>
+          <w:numId w:val="23"/>
+        </w:numPr>
+        <w:jc w:val="both"/>
+      </w:pPr>
+      <w:r>
+        <w:rPr>
+          <w:b/>
+          <w:bCs/>
+        </w:rPr>
+        <w:t>Entrada:</w:t>
+      </w:r>
+      <w:r>
+        <w:t xml:space="preserve"> </w:t>
+      </w:r>
+      <w:r>
+        <w:t>dos objetos de tipo autobús.</w:t>
+      </w:r>
+    </w:p>
+    <w:p>
+      <w:pPr>
+        <w:numPr>
+          <w:ilvl w:val="2"/>
+          <w:numId w:val="23"/>
+        </w:numPr>
+        <w:jc w:val="both"/>
+      </w:pPr>
+      <w:r>
+        <w:rPr>
+          <w:b/>
+          <w:bCs/>
+        </w:rPr>
+        <w:t>Salida:</w:t>
+      </w:r>
+      <w:r>
+        <w:rPr>
+          <w:b/>
+          <w:bCs/>
+        </w:rPr>
+        <w:t xml:space="preserve"> </w:t>
+      </w:r>
+      <w:r>
+        <w:t>boolean</w:t>
+      </w:r>
+      <w:r>
+        <w:t>.</w:t>
+      </w:r>
+    </w:p>
+    <w:p>
+      <w:pPr>
+        <w:numPr>
+          <w:ilvl w:val="2"/>
+          <w:numId w:val="23"/>
+        </w:numPr>
+        <w:jc w:val="both"/>
+      </w:pPr>
+      <w:r>
+        <w:rPr>
+          <w:b/>
+          <w:bCs/>
+        </w:rPr>
+        <w:t>Precondiciones:</w:t>
+      </w:r>
+      <w:r>
+        <w:rPr>
+          <w:b/>
+          <w:bCs/>
+        </w:rPr>
+        <w:t xml:space="preserve"> </w:t>
+      </w:r>
+      <w:r>
+        <w:t>ambos objetos no nulos.</w:t>
+      </w:r>
+    </w:p>
+    <w:p>
+      <w:pPr>
+        <w:pStyle w:val="Prrafodelista"/>
+        <w:numPr>
+          <w:ilvl w:val="2"/>
+          <w:numId w:val="23"/>
+        </w:numPr>
+        <w:jc w:val="both"/>
+      </w:pPr>
+      <w:r>
+        <w:rPr>
+          <w:b/>
+          <w:bCs/>
+        </w:rPr>
+        <w:t>Postcondiciones:</w:t>
+      </w:r>
+      <w:r>
+        <w:t xml:space="preserve"> </w:t>
+      </w:r>
+      <w:r>
+        <w:t>devuelve true si las matrículas coinciden (ignorando mayúsculas/minúsculas) o false en caso contrario.</w:t>
+      </w:r>
+    </w:p>
+    <w:p>
+      <w:pPr>
+        <w:pStyle w:val="Prrafodelista"/>
+        <w:ind w:left="2160"/>
+        <w:jc w:val="both"/>
+      </w:pPr>
+    </w:p>
+    <w:p>
+      <w:pPr>
+        <w:pStyle w:val="Prrafodelista"/>
+        <w:numPr>
+          <w:ilvl w:val="1"/>
+          <w:numId w:val="19"/>
+        </w:numPr>
+        <w:jc w:val="both"/>
+      </w:pPr>
+      <w:r>
+        <w:t xml:space="preserve">TAD </w:t>
+      </w:r>
+      <w:r>
+        <w:t>Viaje</w:t>
+      </w:r>
+    </w:p>
+    <w:p>
+      <w:pPr>
+        <w:jc w:val="both"/>
+      </w:pPr>
+      <w:r>
+        <w:t>Este TAD representa un viaje realizado por un autobús dentro del sistema. Cada viaje se identifica de forma única mediante un código</w:t>
+      </w:r>
+      <w:r>
+        <w:t>.</w:t>
+      </w:r>
+    </w:p>
+    <w:p>
+      <w:pPr>
+        <w:pStyle w:val="Prrafodelista"/>
+        <w:numPr>
+          <w:ilvl w:val="0"/>
+          <w:numId w:val="23"/>
+        </w:numPr>
+        <w:jc w:val="both"/>
+      </w:pPr>
+      <w:r>
+        <w:rPr>
+          <w:u w:val="single"/>
+        </w:rPr>
+        <w:t>ELEMENTOS:</w:t>
+      </w:r>
+      <w:r>
+        <w:t xml:space="preserve"> </w:t>
+      </w:r>
+      <w:r>
+        <w:t>código identificador</w:t>
+      </w:r>
+      <w:r>
+        <w:t xml:space="preserve"> (no pueden existir dos iguales), </w:t>
+      </w:r>
+      <w:r>
+        <w:t>ciudades de origen y destino y hora del viaje</w:t>
+      </w:r>
+      <w:r>
+        <w:t>.</w:t>
+      </w:r>
+    </w:p>
+    <w:p>
+      <w:pPr>
+        <w:pStyle w:val="Prrafodelista"/>
+        <w:numPr>
+          <w:ilvl w:val="0"/>
+          <w:numId w:val="23"/>
+        </w:numPr>
+        <w:jc w:val="both"/>
+      </w:pPr>
+      <w:r>
+        <w:rPr>
+          <w:u w:val="single"/>
+        </w:rPr>
+        <w:t>ESTRUCTURA:</w:t>
+      </w:r>
+      <w:r>
+        <w:t xml:space="preserve"> Relación lineal.</w:t>
+      </w:r>
+    </w:p>
+    <w:p>
+      <w:pPr>
+        <w:pStyle w:val="Prrafodelista"/>
+        <w:numPr>
+          <w:ilvl w:val="0"/>
+          <w:numId w:val="23"/>
+        </w:numPr>
+        <w:jc w:val="both"/>
+      </w:pPr>
+      <w:r>
+        <w:rPr>
+          <w:u w:val="single"/>
+        </w:rPr>
+        <w:t>DOMINIO:</w:t>
+      </w:r>
+      <w:r>
+        <w:t xml:space="preserve"> </w:t>
+      </w:r>
+      <w:r>
+        <w:t>e</w:t>
+      </w:r>
+      <w:r>
+        <w:t>l</w:t>
+      </w:r>
+      <w:r>
+        <w:t xml:space="preserve"> código es un entero, el origen y destino son cadenas de caracteres no vacías y distintas entre sí, y la hora es una cadena de caracteres</w:t>
+      </w:r>
+      <w:r>
+        <w:t>.</w:t>
+      </w:r>
+      <w:r>
+        <w:t xml:space="preserve"> </w:t>
+      </w:r>
+      <w:r>
+        <w:t>El dominio lo forman todas las combinaciones posibles que cumplen estas restricciones.</w:t>
+      </w:r>
+    </w:p>
+    <w:p>
+      <w:pPr>
+        <w:pStyle w:val="Prrafodelista"/>
+        <w:numPr>
+          <w:ilvl w:val="0"/>
+          <w:numId w:val="23"/>
+        </w:numPr>
+        <w:jc w:val="both"/>
+      </w:pPr>
+      <w:r>
+        <w:rPr>
+          <w:u w:val="single"/>
+        </w:rPr>
+        <w:t>OPERACIONES:</w:t>
+      </w:r>
+      <w:r>
+        <w:t xml:space="preserve"> </w:t>
+      </w:r>
+    </w:p>
+    <w:p>
+      <w:pPr>
+        <w:numPr>
+          <w:ilvl w:val="1"/>
+          <w:numId w:val="23"/>
+        </w:numPr>
+        <w:jc w:val="both"/>
+      </w:pPr>
+      <w:r>
+        <w:rPr>
+          <w:b/>
+          <w:bCs/>
+        </w:rPr>
+        <w:t>Nombre:</w:t>
+      </w:r>
+      <w:r>
+        <w:t xml:space="preserve"> </w:t>
+      </w:r>
+      <w:r>
+        <w:t>crear</w:t>
+      </w:r>
+      <w:r>
+        <w:t>Viaje</w:t>
+      </w:r>
+      <w:r>
+        <w:t xml:space="preserve"> </w:t>
+      </w:r>
+    </w:p>
+    <w:p>
+      <w:pPr>
+        <w:numPr>
+          <w:ilvl w:val="2"/>
+          <w:numId w:val="23"/>
+        </w:numPr>
+        <w:jc w:val="both"/>
+      </w:pPr>
+      <w:r>
+        <w:rPr>
+          <w:b/>
+          <w:bCs/>
+        </w:rPr>
+        <w:t>Utilidad</w:t>
+      </w:r>
+      <w:r>
+        <w:rPr>
+          <w:b/>
+          <w:bCs/>
+        </w:rPr>
+        <w:t>:</w:t>
+      </w:r>
+      <w:r>
+        <w:t xml:space="preserve"> </w:t>
+      </w:r>
+      <w:r>
+        <w:t xml:space="preserve">Crea un nuevo objeto </w:t>
+      </w:r>
+      <w:r>
+        <w:t>Viaje</w:t>
+      </w:r>
+      <w:r>
+        <w:t xml:space="preserve"> con los datos proporcionado.</w:t>
+      </w:r>
+    </w:p>
+    <w:p>
+      <w:pPr>
+        <w:numPr>
+          <w:ilvl w:val="2"/>
+          <w:numId w:val="23"/>
+        </w:numPr>
+        <w:jc w:val="both"/>
+      </w:pPr>
+      <w:r>
+        <w:rPr>
+          <w:b/>
+          <w:bCs/>
+        </w:rPr>
+        <w:t>Entrada:</w:t>
+      </w:r>
+      <w:r>
+        <w:t xml:space="preserve"> int </w:t>
+      </w:r>
+      <w:r>
+        <w:t>código, String origen, String destino y String hora</w:t>
+      </w:r>
+      <w:r>
+        <w:t>.</w:t>
+      </w:r>
+    </w:p>
+    <w:p>
+      <w:pPr>
+        <w:numPr>
+          <w:ilvl w:val="2"/>
+          <w:numId w:val="23"/>
+        </w:numPr>
+        <w:jc w:val="both"/>
+      </w:pPr>
+      <w:r>
+        <w:rPr>
+          <w:b/>
+          <w:bCs/>
+        </w:rPr>
+        <w:t>Salida:</w:t>
+      </w:r>
+      <w:r>
+        <w:rPr>
+          <w:b/>
+          <w:bCs/>
+        </w:rPr>
+        <w:t xml:space="preserve"> </w:t>
+      </w:r>
+      <w:r>
+        <w:t>Viaje</w:t>
+      </w:r>
+      <w:r>
+        <w:t>.</w:t>
+      </w:r>
+    </w:p>
+    <w:p>
+      <w:pPr>
+        <w:numPr>
+          <w:ilvl w:val="2"/>
+          <w:numId w:val="23"/>
+        </w:numPr>
+        <w:jc w:val="both"/>
+      </w:pPr>
+      <w:r>
+        <w:rPr>
+          <w:b/>
+          <w:bCs/>
+        </w:rPr>
+        <w:t>Precondiciones:</w:t>
+      </w:r>
+      <w:r>
+        <w:rPr>
+          <w:b/>
+          <w:bCs/>
+        </w:rPr>
+        <w:t xml:space="preserve"> </w:t>
+      </w:r>
+      <w:r>
+        <w:t>origen y destino</w:t>
+      </w:r>
+      <w:r>
+        <w:t xml:space="preserve"> no nul</w:t>
+      </w:r>
+      <w:r>
+        <w:t>os y deben ser distintos.</w:t>
+      </w:r>
+    </w:p>
+    <w:p>
+      <w:pPr>
+        <w:pStyle w:val="Prrafodelista"/>
+        <w:numPr>
+          <w:ilvl w:val="2"/>
+          <w:numId w:val="23"/>
+        </w:numPr>
+        <w:jc w:val="both"/>
+      </w:pPr>
+      <w:r>
+        <w:rPr>
+          <w:b/>
+          <w:bCs/>
+        </w:rPr>
+        <w:t>Postcondiciones:</w:t>
+      </w:r>
+      <w:r>
+        <w:t xml:space="preserve"> </w:t>
+      </w:r>
+      <w:r>
+        <w:t xml:space="preserve">se devuelve un </w:t>
+      </w:r>
+      <w:r>
+        <w:t>viaje</w:t>
+      </w:r>
+      <w:r>
+        <w:t xml:space="preserve"> con los datos proporcionados.</w:t>
+      </w:r>
+    </w:p>
+    <w:p>
+      <w:pPr>
+        <w:jc w:val="both"/>
+      </w:pPr>
+    </w:p>
+    <w:p>
+      <w:pPr>
+        <w:numPr>
+          <w:ilvl w:val="1"/>
+          <w:numId w:val="23"/>
+        </w:numPr>
+        <w:jc w:val="both"/>
+      </w:pPr>
+      <w:r>
+        <w:rPr>
+          <w:b/>
+          <w:bCs/>
+        </w:rPr>
+        <w:t>Nombre:</w:t>
+      </w:r>
+      <w:r>
+        <w:t xml:space="preserve"> </w:t>
+      </w:r>
+      <w:r>
+        <w:t>get</w:t>
+      </w:r>
+      <w:r>
+        <w:t>Codigo</w:t>
+      </w:r>
+      <w:r>
+        <w:t xml:space="preserve"> </w:t>
+      </w:r>
+    </w:p>
+    <w:p>
+      <w:pPr>
+        <w:numPr>
+          <w:ilvl w:val="2"/>
+          <w:numId w:val="23"/>
+        </w:numPr>
+        <w:jc w:val="both"/>
+      </w:pPr>
+      <w:r>
+        <w:rPr>
+          <w:b/>
+          <w:bCs/>
+        </w:rPr>
+        <w:t>Utilidad</w:t>
+      </w:r>
+      <w:r>
+        <w:rPr>
+          <w:b/>
+          <w:bCs/>
+        </w:rPr>
+        <w:t>:</w:t>
+      </w:r>
+      <w:r>
+        <w:t xml:space="preserve"> </w:t>
+      </w:r>
+      <w:r>
+        <w:t xml:space="preserve">devuelve el </w:t>
+      </w:r>
+      <w:r>
+        <w:t>código identificador del viaje</w:t>
+      </w:r>
+      <w:r>
+        <w:t>.</w:t>
+      </w:r>
+    </w:p>
+    <w:p>
+      <w:pPr>
+        <w:numPr>
+          <w:ilvl w:val="2"/>
+          <w:numId w:val="23"/>
+        </w:numPr>
+        <w:jc w:val="both"/>
+      </w:pPr>
+      <w:r>
+        <w:rPr>
+          <w:b/>
+          <w:bCs/>
+        </w:rPr>
+        <w:t>Entrada:</w:t>
+      </w:r>
+      <w:r>
+        <w:t xml:space="preserve"> </w:t>
+      </w:r>
+      <w:r>
+        <w:t xml:space="preserve">un objeto de tipo </w:t>
+      </w:r>
+      <w:r>
+        <w:t>viaje</w:t>
+      </w:r>
+      <w:r>
+        <w:t>.</w:t>
+      </w:r>
+    </w:p>
+    <w:p>
+      <w:pPr>
+        <w:numPr>
+          <w:ilvl w:val="2"/>
+          <w:numId w:val="23"/>
+        </w:numPr>
+        <w:jc w:val="both"/>
+      </w:pPr>
+      <w:r>
+        <w:rPr>
+          <w:b/>
+          <w:bCs/>
+        </w:rPr>
+        <w:lastRenderedPageBreak/>
+        <w:t>Salida:</w:t>
+      </w:r>
+      <w:r>
+        <w:rPr>
+          <w:b/>
+          <w:bCs/>
+        </w:rPr>
+        <w:t xml:space="preserve"> </w:t>
+      </w:r>
+      <w:r>
+        <w:t>int</w:t>
+      </w:r>
+      <w:r>
+        <w:t>.</w:t>
+      </w:r>
+    </w:p>
+    <w:p>
+      <w:pPr>
+        <w:numPr>
+          <w:ilvl w:val="2"/>
+          <w:numId w:val="23"/>
+        </w:numPr>
+        <w:jc w:val="both"/>
+      </w:pPr>
+      <w:r>
+        <w:rPr>
+          <w:b/>
+          <w:bCs/>
+        </w:rPr>
+        <w:t>Precondiciones:</w:t>
+      </w:r>
+      <w:r>
+        <w:rPr>
+          <w:b/>
+          <w:bCs/>
+        </w:rPr>
+        <w:t xml:space="preserve"> </w:t>
+      </w:r>
+      <w:r>
+        <w:t xml:space="preserve">el </w:t>
+      </w:r>
+      <w:r>
+        <w:t>viaje</w:t>
+      </w:r>
+      <w:r>
+        <w:t xml:space="preserve"> debe estar inicializado.</w:t>
+      </w:r>
+    </w:p>
+    <w:p>
+      <w:pPr>
+        <w:pStyle w:val="Prrafodelista"/>
+        <w:numPr>
+          <w:ilvl w:val="2"/>
+          <w:numId w:val="23"/>
+        </w:numPr>
+        <w:jc w:val="both"/>
+      </w:pPr>
+      <w:r>
+        <w:rPr>
+          <w:b/>
+          <w:bCs/>
+        </w:rPr>
+        <w:t>Postcondiciones:</w:t>
+      </w:r>
+      <w:r>
+        <w:t xml:space="preserve"> </w:t>
+      </w:r>
+      <w:r>
+        <w:t xml:space="preserve">devuelve el </w:t>
+      </w:r>
+      <w:r>
+        <w:t>código del viaje</w:t>
+      </w:r>
+      <w:r>
+        <w:t>.</w:t>
+      </w:r>
+    </w:p>
+    <w:p>
+      <w:pPr>
+        <w:jc w:val="both"/>
+      </w:pPr>
+    </w:p>
+    <w:p>
+      <w:pPr>
+        <w:numPr>
+          <w:ilvl w:val="1"/>
+          <w:numId w:val="23"/>
+        </w:numPr>
+        <w:jc w:val="both"/>
+      </w:pPr>
+      <w:r>
+        <w:rPr>
+          <w:b/>
+          <w:bCs/>
+        </w:rPr>
+        <w:t>Nombre:</w:t>
+      </w:r>
+      <w:r>
+        <w:t xml:space="preserve"> </w:t>
+      </w:r>
+      <w:r>
+        <w:t>get</w:t>
+      </w:r>
+      <w:r>
+        <w:t>Origen</w:t>
+      </w:r>
+      <w:r>
+        <w:t xml:space="preserve"> </w:t>
+      </w:r>
+    </w:p>
+    <w:p>
+      <w:pPr>
+        <w:numPr>
+          <w:ilvl w:val="2"/>
+          <w:numId w:val="23"/>
+        </w:numPr>
+        <w:jc w:val="both"/>
+      </w:pPr>
+      <w:r>
+        <w:rPr>
+          <w:b/>
+          <w:bCs/>
+        </w:rPr>
+        <w:t>Utilidad</w:t>
+      </w:r>
+      <w:r>
+        <w:rPr>
+          <w:b/>
+          <w:bCs/>
+        </w:rPr>
+        <w:t>:</w:t>
+      </w:r>
+      <w:r>
+        <w:t xml:space="preserve"> </w:t>
+      </w:r>
+      <w:r>
+        <w:t>devuelve l</w:t>
+      </w:r>
+      <w:r>
+        <w:t>a</w:t>
+      </w:r>
+      <w:r>
+        <w:t xml:space="preserve"> c</w:t>
+      </w:r>
+      <w:r>
+        <w:t xml:space="preserve">iudad desde la que sale </w:t>
+      </w:r>
+      <w:r>
+        <w:t>el viaje.</w:t>
+      </w:r>
+    </w:p>
+    <w:p>
+      <w:pPr>
+        <w:numPr>
+          <w:ilvl w:val="2"/>
+          <w:numId w:val="23"/>
+        </w:numPr>
+        <w:jc w:val="both"/>
+      </w:pPr>
+      <w:r>
+        <w:rPr>
+          <w:b/>
+          <w:bCs/>
+        </w:rPr>
+        <w:t>Entrada:</w:t>
+      </w:r>
+      <w:r>
+        <w:t xml:space="preserve"> </w:t>
+      </w:r>
+      <w:r>
+        <w:t>un objeto de tipo viaje.</w:t>
+      </w:r>
+    </w:p>
+    <w:p>
+      <w:pPr>
+        <w:numPr>
+          <w:ilvl w:val="2"/>
+          <w:numId w:val="23"/>
+        </w:numPr>
+        <w:jc w:val="both"/>
+      </w:pPr>
+      <w:r>
+        <w:rPr>
+          <w:b/>
+          <w:bCs/>
+        </w:rPr>
+        <w:t>Salida:</w:t>
+      </w:r>
+      <w:r>
+        <w:rPr>
+          <w:b/>
+          <w:bCs/>
+        </w:rPr>
+        <w:t xml:space="preserve"> </w:t>
+      </w:r>
+      <w:r>
+        <w:t>String</w:t>
+      </w:r>
+      <w:r>
+        <w:t>.</w:t>
+      </w:r>
+    </w:p>
+    <w:p>
+      <w:pPr>
+        <w:numPr>
+          <w:ilvl w:val="2"/>
+          <w:numId w:val="23"/>
+        </w:numPr>
+        <w:jc w:val="both"/>
+      </w:pPr>
+      <w:r>
+        <w:rPr>
+          <w:b/>
+          <w:bCs/>
+        </w:rPr>
+        <w:t>Precondiciones:</w:t>
+      </w:r>
+      <w:r>
+        <w:rPr>
+          <w:b/>
+          <w:bCs/>
+        </w:rPr>
+        <w:t xml:space="preserve"> </w:t>
+      </w:r>
+      <w:r>
+        <w:t>el viaje debe estar inicializado.</w:t>
+      </w:r>
+    </w:p>
+    <w:p>
+      <w:pPr>
+        <w:pStyle w:val="Prrafodelista"/>
+        <w:numPr>
+          <w:ilvl w:val="2"/>
+          <w:numId w:val="23"/>
+        </w:numPr>
+        <w:jc w:val="both"/>
+      </w:pPr>
+      <w:r>
+        <w:rPr>
+          <w:b/>
+          <w:bCs/>
+        </w:rPr>
+        <w:t>Postcondiciones:</w:t>
+      </w:r>
+      <w:r>
+        <w:t xml:space="preserve"> </w:t>
+      </w:r>
+      <w:r>
+        <w:t xml:space="preserve">devuelve </w:t>
+      </w:r>
+      <w:r>
+        <w:t>la ciudad de origen</w:t>
+      </w:r>
+      <w:r>
+        <w:t>.</w:t>
+      </w:r>
+    </w:p>
+    <w:p>
+      <w:pPr>
+        <w:jc w:val="both"/>
+      </w:pPr>
+    </w:p>
+    <w:p>
+      <w:pPr>
+        <w:numPr>
+          <w:ilvl w:val="1"/>
+          <w:numId w:val="23"/>
+        </w:numPr>
+        <w:jc w:val="both"/>
+      </w:pPr>
+      <w:r>
+        <w:rPr>
+          <w:b/>
+          <w:bCs/>
+        </w:rPr>
+        <w:t>Nombre:</w:t>
+      </w:r>
+      <w:r>
+        <w:t xml:space="preserve"> </w:t>
+      </w:r>
+      <w:r>
+        <w:t>get</w:t>
+      </w:r>
+      <w:r>
+        <w:t>Destino</w:t>
+      </w:r>
+      <w:r>
+        <w:t xml:space="preserve"> </w:t>
+      </w:r>
+    </w:p>
+    <w:p>
+      <w:pPr>
+        <w:numPr>
+          <w:ilvl w:val="2"/>
+          <w:numId w:val="23"/>
+        </w:numPr>
+        <w:jc w:val="both"/>
+      </w:pPr>
+      <w:r>
+        <w:rPr>
+          <w:b/>
+          <w:bCs/>
+        </w:rPr>
+        <w:t>Utilidad</w:t>
+      </w:r>
+      <w:r>
+        <w:rPr>
+          <w:b/>
+          <w:bCs/>
+        </w:rPr>
+        <w:t>:</w:t>
+      </w:r>
+      <w:r>
+        <w:t xml:space="preserve"> </w:t>
+      </w:r>
+      <w:r>
+        <w:t xml:space="preserve">devuelve la ciudad </w:t>
+      </w:r>
+      <w:r>
+        <w:t>en la que termina</w:t>
+      </w:r>
+      <w:r>
+        <w:t xml:space="preserve"> el viaje.</w:t>
+      </w:r>
+    </w:p>
+    <w:p>
+      <w:pPr>
+        <w:numPr>
+          <w:ilvl w:val="2"/>
+          <w:numId w:val="23"/>
+        </w:numPr>
+        <w:jc w:val="both"/>
+      </w:pPr>
+      <w:r>
+        <w:rPr>
+          <w:b/>
+          <w:bCs/>
+        </w:rPr>
+        <w:t>Entrada:</w:t>
+      </w:r>
+      <w:r>
+        <w:t xml:space="preserve"> </w:t>
+      </w:r>
+      <w:r>
+        <w:t>un objeto de tipo viaje.</w:t>
+      </w:r>
+    </w:p>
+    <w:p>
+      <w:pPr>
+        <w:numPr>
+          <w:ilvl w:val="2"/>
+          <w:numId w:val="23"/>
+        </w:numPr>
+        <w:jc w:val="both"/>
+      </w:pPr>
+      <w:r>
+        <w:rPr>
+          <w:b/>
+          <w:bCs/>
+        </w:rPr>
+        <w:t>Salida:</w:t>
+      </w:r>
+      <w:r>
+        <w:rPr>
+          <w:b/>
+          <w:bCs/>
+        </w:rPr>
+        <w:t xml:space="preserve"> </w:t>
+      </w:r>
+      <w:r>
+        <w:t>String</w:t>
+      </w:r>
+      <w:r>
+        <w:t>.</w:t>
+      </w:r>
+    </w:p>
+    <w:p>
+      <w:pPr>
+        <w:numPr>
+          <w:ilvl w:val="2"/>
+          <w:numId w:val="23"/>
+        </w:numPr>
+        <w:jc w:val="both"/>
+      </w:pPr>
+      <w:r>
+        <w:rPr>
+          <w:b/>
+          <w:bCs/>
+        </w:rPr>
+        <w:t>Precondiciones:</w:t>
+      </w:r>
+      <w:r>
+        <w:rPr>
+          <w:b/>
+          <w:bCs/>
+        </w:rPr>
+        <w:t xml:space="preserve"> </w:t>
+      </w:r>
+      <w:r>
+        <w:t>el viaje debe estar inicializado.</w:t>
+      </w:r>
+    </w:p>
+    <w:p>
+      <w:pPr>
+        <w:pStyle w:val="Prrafodelista"/>
+        <w:numPr>
+          <w:ilvl w:val="2"/>
+          <w:numId w:val="23"/>
+        </w:numPr>
+        <w:jc w:val="both"/>
+      </w:pPr>
+      <w:r>
+        <w:rPr>
+          <w:b/>
+          <w:bCs/>
+        </w:rPr>
+        <w:t>Postcondiciones:</w:t>
+      </w:r>
+      <w:r>
+        <w:t xml:space="preserve"> </w:t>
+      </w:r>
+      <w:r>
+        <w:t xml:space="preserve">devuelve la ciudad de </w:t>
+      </w:r>
+      <w:r>
+        <w:t>destino</w:t>
+      </w:r>
+      <w:r>
+        <w:t>.</w:t>
+      </w:r>
+    </w:p>
+    <w:p>
+      <w:pPr>
+        <w:jc w:val="both"/>
+      </w:pPr>
+    </w:p>
+    <w:p>
+      <w:pPr>
+        <w:numPr>
+          <w:ilvl w:val="1"/>
+          <w:numId w:val="23"/>
+        </w:numPr>
+        <w:jc w:val="both"/>
+      </w:pPr>
+      <w:r>
+        <w:rPr>
+          <w:b/>
+          <w:bCs/>
+        </w:rPr>
+        <w:t>Nombre:</w:t>
+      </w:r>
+      <w:r>
+        <w:t xml:space="preserve"> </w:t>
+      </w:r>
+      <w:r>
+        <w:t>get</w:t>
+      </w:r>
+      <w:r>
+        <w:t>Hora</w:t>
+      </w:r>
+      <w:r>
+        <w:t xml:space="preserve"> </w:t>
+      </w:r>
+    </w:p>
+    <w:p>
+      <w:pPr>
+        <w:numPr>
+          <w:ilvl w:val="2"/>
+          <w:numId w:val="23"/>
+        </w:numPr>
+        <w:jc w:val="both"/>
+      </w:pPr>
+      <w:r>
+        <w:rPr>
+          <w:b/>
+          <w:bCs/>
+        </w:rPr>
+        <w:t>Utilidad</w:t>
+      </w:r>
+      <w:r>
+        <w:rPr>
+          <w:b/>
+          <w:bCs/>
+        </w:rPr>
+        <w:t>:</w:t>
+      </w:r>
+      <w:r>
+        <w:t xml:space="preserve"> </w:t>
+      </w:r>
+      <w:r>
+        <w:t xml:space="preserve">devuelve </w:t>
+      </w:r>
+      <w:r>
+        <w:t>la hora a</w:t>
+      </w:r>
+      <w:r>
+        <w:t xml:space="preserve"> la que sale el viaje.</w:t>
+      </w:r>
+    </w:p>
+    <w:p>
+      <w:pPr>
+        <w:numPr>
+          <w:ilvl w:val="2"/>
+          <w:numId w:val="23"/>
+        </w:numPr>
+        <w:jc w:val="both"/>
+      </w:pPr>
+      <w:r>
+        <w:rPr>
+          <w:b/>
+          <w:bCs/>
+        </w:rPr>
+        <w:t>Entrada:</w:t>
+      </w:r>
+      <w:r>
+        <w:t xml:space="preserve"> </w:t>
+      </w:r>
+      <w:r>
+        <w:t>un objeto de tipo viaje.</w:t>
+      </w:r>
+    </w:p>
+    <w:p>
+      <w:pPr>
+        <w:numPr>
+          <w:ilvl w:val="2"/>
+          <w:numId w:val="23"/>
+        </w:numPr>
+        <w:jc w:val="both"/>
+      </w:pPr>
+      <w:r>
+        <w:rPr>
+          <w:b/>
+          <w:bCs/>
+        </w:rPr>
+        <w:t>Salida:</w:t>
+      </w:r>
+      <w:r>
+        <w:rPr>
+          <w:b/>
+          <w:bCs/>
+        </w:rPr>
+        <w:t xml:space="preserve"> </w:t>
+      </w:r>
+      <w:r>
+        <w:t>String</w:t>
+      </w:r>
+      <w:r>
+        <w:t>.</w:t>
+      </w:r>
+    </w:p>
+    <w:p>
+      <w:pPr>
+        <w:numPr>
+          <w:ilvl w:val="2"/>
+          <w:numId w:val="23"/>
+        </w:numPr>
+        <w:jc w:val="both"/>
+      </w:pPr>
+      <w:r>
+        <w:rPr>
+          <w:b/>
+          <w:bCs/>
+        </w:rPr>
+        <w:t>Precondiciones:</w:t>
+      </w:r>
+      <w:r>
+        <w:rPr>
+          <w:b/>
+          <w:bCs/>
+        </w:rPr>
+        <w:t xml:space="preserve"> </w:t>
+      </w:r>
+      <w:r>
+        <w:t>el viaje debe estar inicializado.</w:t>
+      </w:r>
+    </w:p>
+    <w:p>
+      <w:pPr>
+        <w:pStyle w:val="Prrafodelista"/>
+        <w:numPr>
+          <w:ilvl w:val="2"/>
+          <w:numId w:val="23"/>
+        </w:numPr>
+        <w:jc w:val="both"/>
+      </w:pPr>
+      <w:r>
+        <w:rPr>
+          <w:b/>
+          <w:bCs/>
+        </w:rPr>
+        <w:t>Postcondiciones:</w:t>
+      </w:r>
+      <w:r>
+        <w:t xml:space="preserve"> </w:t>
+      </w:r>
+      <w:r>
+        <w:t xml:space="preserve">devuelve la </w:t>
+      </w:r>
+      <w:r>
+        <w:t>hora del viaje</w:t>
+      </w:r>
+      <w:r>
+        <w:t>.</w:t>
+      </w:r>
+    </w:p>
+    <w:p>
+      <w:pPr>
+        <w:jc w:val="both"/>
+      </w:pPr>
+    </w:p>
+    <w:p>
+      <w:pPr>
+        <w:numPr>
+          <w:ilvl w:val="1"/>
+          <w:numId w:val="23"/>
+        </w:numPr>
+        <w:jc w:val="both"/>
+      </w:pPr>
+      <w:r>
+        <w:rPr>
+          <w:b/>
+          <w:bCs/>
+        </w:rPr>
+        <w:t>Nombre:</w:t>
+      </w:r>
+      <w:r>
+        <w:t xml:space="preserve"> </w:t>
+      </w:r>
+      <w:r>
+        <w:t>set</w:t>
+      </w:r>
+      <w:r>
+        <w:t>Origen</w:t>
+      </w:r>
+      <w:r>
+        <w:t xml:space="preserve"> </w:t>
+      </w:r>
+    </w:p>
+    <w:p>
+      <w:pPr>
+        <w:numPr>
+          <w:ilvl w:val="2"/>
+          <w:numId w:val="23"/>
+        </w:numPr>
+        <w:jc w:val="both"/>
+      </w:pPr>
+      <w:r>
+        <w:rPr>
+          <w:b/>
+          <w:bCs/>
+        </w:rPr>
+        <w:t>Utilidad</w:t>
+      </w:r>
+      <w:r>
+        <w:rPr>
+          <w:b/>
+          <w:bCs/>
+        </w:rPr>
+        <w:t>:</w:t>
+      </w:r>
+      <w:r>
+        <w:t xml:space="preserve"> </w:t>
+      </w:r>
+      <w:r>
+        <w:t xml:space="preserve">modifica </w:t>
+      </w:r>
+      <w:r>
+        <w:t>la ciudad desde la que sale el viaje</w:t>
+      </w:r>
+      <w:r>
+        <w:t>.</w:t>
+      </w:r>
+    </w:p>
+    <w:p>
+      <w:pPr>
+        <w:numPr>
+          <w:ilvl w:val="2"/>
+          <w:numId w:val="23"/>
+        </w:numPr>
+        <w:jc w:val="both"/>
+      </w:pPr>
+      <w:r>
+        <w:rPr>
+          <w:b/>
+          <w:bCs/>
+        </w:rPr>
+        <w:lastRenderedPageBreak/>
+        <w:t>Entrada:</w:t>
+      </w:r>
+      <w:r>
+        <w:t xml:space="preserve"> </w:t>
+      </w:r>
+      <w:r>
+        <w:t xml:space="preserve">un objeto de tipo </w:t>
+      </w:r>
+      <w:r>
+        <w:t>viaje</w:t>
+      </w:r>
+      <w:r>
+        <w:t xml:space="preserve"> y un </w:t>
+      </w:r>
+      <w:r>
+        <w:t>S</w:t>
+      </w:r>
+      <w:r>
+        <w:t>tring</w:t>
+      </w:r>
+      <w:r>
+        <w:t xml:space="preserve"> que será </w:t>
+      </w:r>
+      <w:r>
+        <w:t>la nueva ciudad de origen.</w:t>
+      </w:r>
+    </w:p>
+    <w:p>
+      <w:pPr>
+        <w:numPr>
+          <w:ilvl w:val="2"/>
+          <w:numId w:val="23"/>
+        </w:numPr>
+        <w:jc w:val="both"/>
+      </w:pPr>
+      <w:r>
+        <w:rPr>
+          <w:b/>
+          <w:bCs/>
+        </w:rPr>
+        <w:t>Salida:</w:t>
+      </w:r>
+      <w:r>
+        <w:rPr>
+          <w:b/>
+          <w:bCs/>
+        </w:rPr>
+        <w:t xml:space="preserve"> </w:t>
+      </w:r>
+      <w:r>
+        <w:t>ninguna</w:t>
+      </w:r>
+      <w:r>
+        <w:t>.</w:t>
+      </w:r>
+    </w:p>
+    <w:p>
+      <w:pPr>
+        <w:numPr>
+          <w:ilvl w:val="2"/>
+          <w:numId w:val="23"/>
+        </w:numPr>
+        <w:jc w:val="both"/>
+      </w:pPr>
+      <w:r>
+        <w:rPr>
+          <w:b/>
+          <w:bCs/>
+        </w:rPr>
+        <w:t>Precondiciones:</w:t>
+      </w:r>
+      <w:r>
+        <w:rPr>
+          <w:b/>
+          <w:bCs/>
+        </w:rPr>
+        <w:t xml:space="preserve"> </w:t>
+      </w:r>
+      <w:r>
+        <w:t>origen no nulo ni vacío</w:t>
+      </w:r>
+      <w:r>
+        <w:t>.</w:t>
+      </w:r>
+    </w:p>
+    <w:p>
+      <w:pPr>
+        <w:pStyle w:val="Prrafodelista"/>
+        <w:numPr>
+          <w:ilvl w:val="2"/>
+          <w:numId w:val="23"/>
+        </w:numPr>
+        <w:jc w:val="both"/>
+      </w:pPr>
+      <w:r>
+        <w:rPr>
+          <w:b/>
+          <w:bCs/>
+        </w:rPr>
+        <w:t>Postcondiciones:</w:t>
+      </w:r>
+      <w:r>
+        <w:t xml:space="preserve"> </w:t>
+      </w:r>
+      <w:r>
+        <w:t xml:space="preserve">se actualiza </w:t>
+      </w:r>
+      <w:r>
+        <w:t>la ciudad de origen del viaje.</w:t>
+      </w:r>
+    </w:p>
+    <w:p>
+      <w:pPr>
+        <w:jc w:val="both"/>
+      </w:pPr>
+    </w:p>
+    <w:p>
+      <w:pPr>
+        <w:numPr>
+          <w:ilvl w:val="1"/>
+          <w:numId w:val="23"/>
+        </w:numPr>
+        <w:jc w:val="both"/>
+      </w:pPr>
+      <w:r>
+        <w:rPr>
+          <w:b/>
+          <w:bCs/>
+        </w:rPr>
+        <w:t>Nombre:</w:t>
+      </w:r>
+      <w:r>
+        <w:t xml:space="preserve"> </w:t>
+      </w:r>
+      <w:r>
+        <w:t>set</w:t>
+      </w:r>
+      <w:r>
+        <w:t>Destino</w:t>
+      </w:r>
+      <w:r>
+        <w:t xml:space="preserve"> </w:t>
+      </w:r>
+    </w:p>
+    <w:p>
+      <w:pPr>
+        <w:numPr>
+          <w:ilvl w:val="2"/>
+          <w:numId w:val="23"/>
+        </w:numPr>
+        <w:jc w:val="both"/>
+      </w:pPr>
+      <w:r>
+        <w:rPr>
+          <w:b/>
+          <w:bCs/>
+        </w:rPr>
+        <w:t>Utilidad</w:t>
+      </w:r>
+      <w:r>
+        <w:rPr>
+          <w:b/>
+          <w:bCs/>
+        </w:rPr>
+        <w:t>:</w:t>
+      </w:r>
+      <w:r>
+        <w:t xml:space="preserve"> </w:t>
+      </w:r>
+      <w:r>
+        <w:t xml:space="preserve">modifica la ciudad </w:t>
+      </w:r>
+      <w:r>
+        <w:t>en la que termina</w:t>
+      </w:r>
+      <w:r>
+        <w:t xml:space="preserve"> el viaje.</w:t>
+      </w:r>
+    </w:p>
+    <w:p>
+      <w:pPr>
+        <w:numPr>
+          <w:ilvl w:val="2"/>
+          <w:numId w:val="23"/>
+        </w:numPr>
+        <w:jc w:val="both"/>
+      </w:pPr>
+      <w:r>
+        <w:rPr>
+          <w:b/>
+          <w:bCs/>
+        </w:rPr>
+        <w:t>Entrada:</w:t>
+      </w:r>
+      <w:r>
+        <w:t xml:space="preserve"> </w:t>
+      </w:r>
+      <w:r>
+        <w:t xml:space="preserve">un objeto de tipo viaje y un </w:t>
+      </w:r>
+      <w:r>
+        <w:t>S</w:t>
+      </w:r>
+      <w:r>
+        <w:t xml:space="preserve">tring que será la nueva ciudad de </w:t>
+      </w:r>
+      <w:r>
+        <w:t>destino</w:t>
+      </w:r>
+      <w:r>
+        <w:t>.</w:t>
+      </w:r>
+    </w:p>
+    <w:p>
+      <w:pPr>
+        <w:numPr>
+          <w:ilvl w:val="2"/>
+          <w:numId w:val="23"/>
+        </w:numPr>
+        <w:jc w:val="both"/>
+      </w:pPr>
+      <w:r>
+        <w:rPr>
+          <w:b/>
+          <w:bCs/>
+        </w:rPr>
+        <w:t>Salida:</w:t>
+      </w:r>
+      <w:r>
+        <w:rPr>
+          <w:b/>
+          <w:bCs/>
+        </w:rPr>
+        <w:t xml:space="preserve"> </w:t>
+      </w:r>
+      <w:r>
+        <w:t>ninguna</w:t>
+      </w:r>
+      <w:r>
+        <w:t>.</w:t>
+      </w:r>
+    </w:p>
+    <w:p>
+      <w:pPr>
+        <w:numPr>
+          <w:ilvl w:val="2"/>
+          <w:numId w:val="23"/>
+        </w:numPr>
+        <w:jc w:val="both"/>
+      </w:pPr>
+      <w:r>
+        <w:rPr>
+          <w:b/>
+          <w:bCs/>
+        </w:rPr>
+        <w:t>Precondiciones:</w:t>
+      </w:r>
+      <w:r>
+        <w:rPr>
+          <w:b/>
+          <w:bCs/>
+        </w:rPr>
+        <w:t xml:space="preserve"> </w:t>
+      </w:r>
+      <w:r>
+        <w:t>destino</w:t>
+      </w:r>
+      <w:r>
+        <w:t xml:space="preserve"> no nulo ni vacío.</w:t>
+      </w:r>
+    </w:p>
+    <w:p>
+      <w:pPr>
+        <w:pStyle w:val="Prrafodelista"/>
+        <w:numPr>
+          <w:ilvl w:val="2"/>
+          <w:numId w:val="23"/>
+        </w:numPr>
+        <w:jc w:val="both"/>
+      </w:pPr>
+      <w:r>
+        <w:rPr>
+          <w:b/>
+          <w:bCs/>
+        </w:rPr>
+        <w:t>Postcondiciones:</w:t>
+      </w:r>
+      <w:r>
+        <w:t xml:space="preserve"> </w:t>
+      </w:r>
+      <w:r>
+        <w:t xml:space="preserve">se actualiza la ciudad de </w:t>
+      </w:r>
+      <w:r>
+        <w:t>destino</w:t>
+      </w:r>
+      <w:r>
+        <w:t xml:space="preserve"> del viaje.</w:t>
+      </w:r>
+    </w:p>
+    <w:p>
+      <w:pPr>
+        <w:jc w:val="both"/>
+      </w:pPr>
+    </w:p>
+    <w:p>
+      <w:pPr>
+        <w:numPr>
+          <w:ilvl w:val="1"/>
+          <w:numId w:val="23"/>
+        </w:numPr>
+        <w:jc w:val="both"/>
+      </w:pPr>
+      <w:r>
+        <w:rPr>
+          <w:b/>
+          <w:bCs/>
+        </w:rPr>
+        <w:t>Nombre:</w:t>
+      </w:r>
+      <w:r>
+        <w:t xml:space="preserve"> </w:t>
+      </w:r>
+      <w:r>
+        <w:t>set</w:t>
+      </w:r>
+      <w:r>
+        <w:t>Hora</w:t>
+      </w:r>
+      <w:r>
+        <w:t xml:space="preserve"> </w:t>
+      </w:r>
+    </w:p>
+    <w:p>
+      <w:pPr>
+        <w:numPr>
+          <w:ilvl w:val="2"/>
+          <w:numId w:val="23"/>
+        </w:numPr>
+        <w:jc w:val="both"/>
+      </w:pPr>
+      <w:r>
+        <w:rPr>
+          <w:b/>
+          <w:bCs/>
+        </w:rPr>
+        <w:t>Utilidad</w:t>
+      </w:r>
+      <w:r>
+        <w:rPr>
+          <w:b/>
+          <w:bCs/>
+        </w:rPr>
+        <w:t>:</w:t>
+      </w:r>
+      <w:r>
+        <w:t xml:space="preserve"> </w:t>
+      </w:r>
+      <w:r>
+        <w:t xml:space="preserve">modifica la </w:t>
+      </w:r>
+      <w:r>
+        <w:t>hora a</w:t>
+      </w:r>
+      <w:r>
+        <w:t xml:space="preserve"> la que sale el viaje.</w:t>
+      </w:r>
+    </w:p>
+    <w:p>
+      <w:pPr>
+        <w:numPr>
+          <w:ilvl w:val="2"/>
+          <w:numId w:val="23"/>
+        </w:numPr>
+        <w:jc w:val="both"/>
+      </w:pPr>
+      <w:r>
+        <w:rPr>
+          <w:b/>
+          <w:bCs/>
+        </w:rPr>
+        <w:t>Entrada:</w:t>
+      </w:r>
+      <w:r>
+        <w:t xml:space="preserve"> </w:t>
+      </w:r>
+      <w:r>
+        <w:t xml:space="preserve">un objeto de tipo viaje y un string que será la nueva </w:t>
+      </w:r>
+      <w:r>
+        <w:t>hora</w:t>
+      </w:r>
+      <w:r>
+        <w:t>.</w:t>
+      </w:r>
+    </w:p>
+    <w:p>
+      <w:pPr>
+        <w:numPr>
+          <w:ilvl w:val="2"/>
+          <w:numId w:val="23"/>
+        </w:numPr>
+        <w:jc w:val="both"/>
+      </w:pPr>
+      <w:r>
+        <w:rPr>
+          <w:b/>
+          <w:bCs/>
+        </w:rPr>
+        <w:t>Salida:</w:t>
+      </w:r>
+      <w:r>
+        <w:rPr>
+          <w:b/>
+          <w:bCs/>
+        </w:rPr>
+        <w:t xml:space="preserve"> </w:t>
+      </w:r>
+      <w:r>
+        <w:t>ninguna</w:t>
+      </w:r>
+      <w:r>
+        <w:t>.</w:t>
+      </w:r>
+    </w:p>
+    <w:p>
+      <w:pPr>
+        <w:numPr>
+          <w:ilvl w:val="2"/>
+          <w:numId w:val="23"/>
+        </w:numPr>
+        <w:jc w:val="both"/>
+      </w:pPr>
+      <w:r>
+        <w:rPr>
+          <w:b/>
+          <w:bCs/>
+        </w:rPr>
+        <w:t>Precondiciones:</w:t>
+      </w:r>
+      <w:r>
+        <w:rPr>
+          <w:b/>
+          <w:bCs/>
+        </w:rPr>
+        <w:t xml:space="preserve"> </w:t>
+      </w:r>
+      <w:r>
+        <w:t>ninguna</w:t>
+      </w:r>
+      <w:r>
+        <w:t>.</w:t>
+      </w:r>
+    </w:p>
+    <w:p>
+      <w:pPr>
+        <w:pStyle w:val="Prrafodelista"/>
+        <w:numPr>
+          <w:ilvl w:val="2"/>
+          <w:numId w:val="23"/>
+        </w:numPr>
+        <w:jc w:val="both"/>
+      </w:pPr>
+      <w:r>
+        <w:rPr>
+          <w:b/>
+          <w:bCs/>
+        </w:rPr>
+        <w:t>Postcondiciones:</w:t>
+      </w:r>
+      <w:r>
+        <w:t xml:space="preserve"> </w:t>
+      </w:r>
+      <w:r>
+        <w:t xml:space="preserve">se actualiza la </w:t>
+      </w:r>
+      <w:r>
+        <w:t>hora de salida del viaje</w:t>
+      </w:r>
+      <w:r>
+        <w:t>.</w:t>
+      </w:r>
+    </w:p>
+    <w:p>
+      <w:pPr>
+        <w:jc w:val="both"/>
+      </w:pPr>
+    </w:p>
+    <w:p>
+      <w:pPr>
+        <w:numPr>
+          <w:ilvl w:val="1"/>
+          <w:numId w:val="23"/>
+        </w:numPr>
+        <w:jc w:val="both"/>
+      </w:pPr>
+      <w:r>
+        <w:rPr>
+          <w:b/>
+          <w:bCs/>
+        </w:rPr>
+        <w:t>Nombre:</w:t>
+      </w:r>
+      <w:r>
+        <w:t xml:space="preserve"> </w:t>
+      </w:r>
+      <w:r>
+        <w:t>equals</w:t>
+      </w:r>
+      <w:r>
+        <w:t xml:space="preserve"> </w:t>
+      </w:r>
+    </w:p>
+    <w:p>
+      <w:pPr>
+        <w:numPr>
+          <w:ilvl w:val="2"/>
+          <w:numId w:val="23"/>
+        </w:numPr>
+        <w:jc w:val="both"/>
+      </w:pPr>
+      <w:r>
+        <w:rPr>
+          <w:b/>
+          <w:bCs/>
+        </w:rPr>
+        <w:t>Utilidad</w:t>
+      </w:r>
+      <w:r>
+        <w:rPr>
+          <w:b/>
+          <w:bCs/>
+        </w:rPr>
+        <w:t>:</w:t>
+      </w:r>
+      <w:r>
+        <w:t xml:space="preserve"> </w:t>
+      </w:r>
+      <w:r>
+        <w:t xml:space="preserve">compara dos </w:t>
+      </w:r>
+      <w:r>
+        <w:t>viajes</w:t>
+      </w:r>
+      <w:r>
+        <w:t xml:space="preserve"> para determinar si son iguales según su </w:t>
+      </w:r>
+      <w:r>
+        <w:t>código</w:t>
+      </w:r>
+      <w:r>
+        <w:t>.</w:t>
+      </w:r>
+    </w:p>
+    <w:p>
+      <w:pPr>
+        <w:numPr>
+          <w:ilvl w:val="2"/>
+          <w:numId w:val="23"/>
+        </w:numPr>
+        <w:jc w:val="both"/>
+      </w:pPr>
+      <w:r>
+        <w:rPr>
+          <w:b/>
+          <w:bCs/>
+        </w:rPr>
+        <w:t>Entrada:</w:t>
+      </w:r>
+      <w:r>
+        <w:t xml:space="preserve"> </w:t>
+      </w:r>
+      <w:r>
+        <w:t xml:space="preserve">dos objetos de tipo </w:t>
+      </w:r>
+      <w:r>
+        <w:t>viaje</w:t>
+      </w:r>
+      <w:r>
+        <w:t>.</w:t>
+      </w:r>
+    </w:p>
+    <w:p>
+      <w:pPr>
+        <w:numPr>
+          <w:ilvl w:val="2"/>
+          <w:numId w:val="23"/>
+        </w:numPr>
+        <w:jc w:val="both"/>
+      </w:pPr>
+      <w:r>
+        <w:rPr>
+          <w:b/>
+          <w:bCs/>
+        </w:rPr>
+        <w:t>Salida:</w:t>
+      </w:r>
+      <w:r>
+        <w:rPr>
+          <w:b/>
+          <w:bCs/>
+        </w:rPr>
+        <w:t xml:space="preserve"> </w:t>
+      </w:r>
+      <w:r>
+        <w:t>boolean</w:t>
+      </w:r>
+      <w:r>
+        <w:t>.</w:t>
+      </w:r>
+    </w:p>
+    <w:p>
+      <w:pPr>
+        <w:numPr>
+          <w:ilvl w:val="2"/>
+          <w:numId w:val="23"/>
+        </w:numPr>
+        <w:jc w:val="both"/>
+      </w:pPr>
+      <w:r>
+        <w:rPr>
+          <w:b/>
+          <w:bCs/>
+        </w:rPr>
+        <w:t>Precondiciones:</w:t>
+      </w:r>
+      <w:r>
+        <w:rPr>
+          <w:b/>
+          <w:bCs/>
+        </w:rPr>
+        <w:t xml:space="preserve"> </w:t>
+      </w:r>
+      <w:r>
+        <w:t>ambos objetos no nulos.</w:t>
+      </w:r>
+    </w:p>
+    <w:p>
+      <w:pPr>
+        <w:pStyle w:val="Prrafodelista"/>
+        <w:numPr>
+          <w:ilvl w:val="2"/>
+          <w:numId w:val="23"/>
+        </w:numPr>
+        <w:jc w:val="both"/>
+      </w:pPr>
+      <w:r>
+        <w:rPr>
+          <w:b/>
+          <w:bCs/>
+        </w:rPr>
+        <w:t>Postcondiciones:</w:t>
+      </w:r>
+      <w:r>
+        <w:t xml:space="preserve"> </w:t>
+      </w:r>
+      <w:r>
+        <w:t xml:space="preserve">devuelve true si </w:t>
+      </w:r>
+      <w:r>
+        <w:t xml:space="preserve">los códigos </w:t>
+      </w:r>
+      <w:r>
+        <w:t>coinciden o false en caso contrario.</w:t>
+      </w:r>
+    </w:p>
+    <w:p>
+      <w:pPr>
+        <w:numPr>
+          <w:ilvl w:val="1"/>
+          <w:numId w:val="23"/>
+        </w:numPr>
+        <w:jc w:val="both"/>
+      </w:pPr>
+      <w:r>
+        <w:rPr>
+          <w:b/>
+          <w:bCs/>
+        </w:rPr>
+        <w:lastRenderedPageBreak/>
+        <w:t>Nombre:</w:t>
+      </w:r>
+      <w:r>
+        <w:t xml:space="preserve"> </w:t>
+      </w:r>
+      <w:r>
+        <w:t>toString</w:t>
+      </w:r>
+      <w:r>
+        <w:t xml:space="preserve"> </w:t>
+      </w:r>
+    </w:p>
+    <w:p>
+      <w:pPr>
+        <w:numPr>
+          <w:ilvl w:val="2"/>
+          <w:numId w:val="23"/>
+        </w:numPr>
+        <w:jc w:val="both"/>
+      </w:pPr>
+      <w:r>
+        <w:rPr>
+          <w:b/>
+          <w:bCs/>
+        </w:rPr>
+        <w:t>Utilidad</w:t>
+      </w:r>
+      <w:r>
+        <w:rPr>
+          <w:b/>
+          <w:bCs/>
+        </w:rPr>
+        <w:t>:</w:t>
+      </w:r>
+      <w:r>
+        <w:t xml:space="preserve"> </w:t>
+      </w:r>
+      <w:r>
+        <w:t>devuelve una representación en forma de cadena del viaje</w:t>
+      </w:r>
+      <w:r>
+        <w:t>.</w:t>
+      </w:r>
+    </w:p>
+    <w:p>
+      <w:pPr>
+        <w:numPr>
+          <w:ilvl w:val="2"/>
+          <w:numId w:val="23"/>
+        </w:numPr>
+        <w:jc w:val="both"/>
+      </w:pPr>
+      <w:r>
+        <w:rPr>
+          <w:b/>
+          <w:bCs/>
+        </w:rPr>
+        <w:t>Entrada:</w:t>
+      </w:r>
+      <w:r>
+        <w:t xml:space="preserve"> </w:t>
+      </w:r>
+      <w:r>
+        <w:t>un objeto de tipo viaje</w:t>
+      </w:r>
+      <w:r>
+        <w:t>.</w:t>
+      </w:r>
+    </w:p>
+    <w:p>
+      <w:pPr>
+        <w:numPr>
+          <w:ilvl w:val="2"/>
+          <w:numId w:val="23"/>
+        </w:numPr>
+        <w:jc w:val="both"/>
+      </w:pPr>
+      <w:r>
+        <w:rPr>
+          <w:b/>
+          <w:bCs/>
+        </w:rPr>
+        <w:t>Salida:</w:t>
+      </w:r>
+      <w:r>
+        <w:rPr>
+          <w:b/>
+          <w:bCs/>
+        </w:rPr>
+        <w:t xml:space="preserve"> </w:t>
+      </w:r>
+      <w:r>
+        <w:t>String</w:t>
+      </w:r>
+      <w:r>
+        <w:t>.</w:t>
+      </w:r>
+    </w:p>
+    <w:p>
+      <w:pPr>
+        <w:numPr>
+          <w:ilvl w:val="2"/>
+          <w:numId w:val="23"/>
+        </w:numPr>
+        <w:jc w:val="both"/>
+      </w:pPr>
+      <w:r>
+        <w:rPr>
+          <w:b/>
+          <w:bCs/>
+        </w:rPr>
+        <w:t>Precondiciones:</w:t>
+      </w:r>
+      <w:r>
+        <w:rPr>
+          <w:b/>
+          <w:bCs/>
+        </w:rPr>
+        <w:t xml:space="preserve"> </w:t>
+      </w:r>
+      <w:r>
+        <w:t>el viaje debe estar inicializado</w:t>
+      </w:r>
+      <w:r>
+        <w:t>.</w:t>
+      </w:r>
+    </w:p>
+    <w:p>
+      <w:pPr>
+        <w:pStyle w:val="Prrafodelista"/>
+        <w:numPr>
+          <w:ilvl w:val="2"/>
+          <w:numId w:val="23"/>
+        </w:numPr>
+        <w:jc w:val="both"/>
+      </w:pPr>
+      <w:r>
+        <w:rPr>
+          <w:b/>
+          <w:bCs/>
+        </w:rPr>
+        <w:t>Postcondiciones:</w:t>
+      </w:r>
+      <w:r>
+        <w:t xml:space="preserve"> </w:t>
+      </w:r>
+      <w:r>
+        <w:t>devuelve una cadena con el formato del viaje (código, origen, destino y hora)</w:t>
+      </w:r>
+      <w:r>
+        <w:t>.</w:t>
+      </w:r>
+    </w:p>
+    <w:p>
+      <w:pPr>
+        <w:jc w:val="both"/>
+      </w:pPr>
+    </w:p>
+    <w:p>
+      <w:pPr>
+        <w:pStyle w:val="Prrafodelista"/>
+        <w:numPr>
+          <w:ilvl w:val="1"/>
+          <w:numId w:val="19"/>
+        </w:numPr>
+        <w:jc w:val="both"/>
+      </w:pPr>
+      <w:r>
+        <w:t>TAD GestionBus</w:t>
+      </w:r>
+    </w:p>
+    <w:p>
+      <w:pPr>
+        <w:jc w:val="both"/>
+      </w:pPr>
+      <w:r>
+        <w:t>Este TAD representa el sistema de gestión de autobuses de la empresa, permitiendo administrar los autobuses y los viajes asociados mediante distintas operaciones de mantenimiento y consulta.</w:t>
+      </w:r>
+    </w:p>
+    <w:p>
+      <w:pPr>
+        <w:pStyle w:val="Prrafodelista"/>
+        <w:numPr>
+          <w:ilvl w:val="0"/>
+          <w:numId w:val="23"/>
+        </w:numPr>
+        <w:jc w:val="both"/>
+      </w:pPr>
+      <w:r>
+        <w:rPr>
+          <w:u w:val="single"/>
+        </w:rPr>
+        <w:t>ELEMENTOS:</w:t>
+      </w:r>
+      <w:r>
+        <w:t xml:space="preserve"> </w:t>
+      </w:r>
+      <w:r>
+        <w:t>colección de autobuses almacenados en una lista enlazada genérica (LEG&lt;Autobus&gt;)</w:t>
+      </w:r>
+      <w:r>
+        <w:t>.</w:t>
+      </w:r>
+    </w:p>
+    <w:p>
+      <w:pPr>
+        <w:pStyle w:val="Prrafodelista"/>
+        <w:numPr>
+          <w:ilvl w:val="0"/>
+          <w:numId w:val="23"/>
+        </w:numPr>
+        <w:jc w:val="both"/>
+      </w:pPr>
+      <w:r>
+        <w:rPr>
+          <w:u w:val="single"/>
+        </w:rPr>
+        <w:t>ESTRUCTURA:</w:t>
+      </w:r>
+      <w:r>
+        <w:t xml:space="preserve"> Relación lineal</w:t>
+      </w:r>
+      <w:r>
+        <w:t xml:space="preserve"> de autobuses, donde cada autobús contiene una colección de viajes</w:t>
+      </w:r>
+      <w:r>
+        <w:t>.</w:t>
+      </w:r>
+    </w:p>
+    <w:p>
+      <w:pPr>
+        <w:pStyle w:val="Prrafodelista"/>
+        <w:numPr>
+          <w:ilvl w:val="0"/>
+          <w:numId w:val="23"/>
+        </w:numPr>
+        <w:jc w:val="both"/>
+      </w:pPr>
+      <w:r>
+        <w:rPr>
+          <w:u w:val="single"/>
+        </w:rPr>
+        <w:t>DOMINIO:</w:t>
+      </w:r>
+      <w:r>
+        <w:t xml:space="preserve"> </w:t>
+      </w:r>
+      <w:r>
+        <w:t xml:space="preserve">contiene objetos de tipo Autobús, cada uno con una matrícula única y una colección de viajes asociados. </w:t>
+      </w:r>
+      <w:r>
+        <w:t>El dominio lo forman todas las combinaciones posibles de autobuses y viajes que cumplen las restricciones definidas en sus respectivos TADs.</w:t>
+      </w:r>
+      <w:r>
+        <w:t xml:space="preserve"> </w:t>
+      </w:r>
+    </w:p>
+    <w:p>
+      <w:pPr>
+        <w:pStyle w:val="Prrafodelista"/>
+        <w:numPr>
+          <w:ilvl w:val="0"/>
+          <w:numId w:val="23"/>
+        </w:numPr>
+        <w:jc w:val="both"/>
+      </w:pPr>
+      <w:r>
+        <w:rPr>
+          <w:u w:val="single"/>
+        </w:rPr>
+        <w:t>OPERACIONES:</w:t>
+      </w:r>
+      <w:r>
+        <w:t xml:space="preserve"> </w:t>
+      </w:r>
+    </w:p>
+    <w:p>
+      <w:pPr>
+        <w:numPr>
+          <w:ilvl w:val="1"/>
+          <w:numId w:val="23"/>
+        </w:numPr>
+        <w:jc w:val="both"/>
+      </w:pPr>
+      <w:r>
+        <w:rPr>
+          <w:b/>
+          <w:bCs/>
+        </w:rPr>
+        <w:t>Nombre:</w:t>
+      </w:r>
+      <w:r>
+        <w:t xml:space="preserve"> </w:t>
+      </w:r>
+      <w:r>
+        <w:t>altaAutobus</w:t>
+      </w:r>
+      <w:r>
+        <w:t xml:space="preserve"> </w:t>
+      </w:r>
+    </w:p>
+    <w:p>
+      <w:pPr>
+        <w:numPr>
+          <w:ilvl w:val="2"/>
+          <w:numId w:val="23"/>
+        </w:numPr>
+        <w:jc w:val="both"/>
+      </w:pPr>
+      <w:r>
+        <w:rPr>
+          <w:b/>
+          <w:bCs/>
+        </w:rPr>
+        <w:t>Utilidad</w:t>
+      </w:r>
+      <w:r>
+        <w:rPr>
+          <w:b/>
+          <w:bCs/>
+        </w:rPr>
+        <w:t>:</w:t>
+      </w:r>
+      <w:r>
+        <w:t xml:space="preserve"> </w:t>
+      </w:r>
+      <w:r>
+        <w:t>añade un nuevo autobús a la colección</w:t>
+      </w:r>
+      <w:r>
+        <w:t>.</w:t>
+      </w:r>
+    </w:p>
+    <w:p>
+      <w:pPr>
+        <w:numPr>
+          <w:ilvl w:val="2"/>
+          <w:numId w:val="23"/>
+        </w:numPr>
+        <w:jc w:val="both"/>
+      </w:pPr>
+      <w:r>
+        <w:rPr>
+          <w:b/>
+          <w:bCs/>
+        </w:rPr>
+        <w:t>Entrada:</w:t>
+      </w:r>
+      <w:r>
+        <w:t xml:space="preserve"> </w:t>
+      </w:r>
+      <w:r>
+        <w:t>datos del autobús que se quiere añadir</w:t>
+      </w:r>
+      <w:r>
+        <w:t>.</w:t>
+      </w:r>
+    </w:p>
+    <w:p>
+      <w:pPr>
+        <w:numPr>
+          <w:ilvl w:val="2"/>
+          <w:numId w:val="23"/>
+        </w:numPr>
+        <w:jc w:val="both"/>
+      </w:pPr>
+      <w:r>
+        <w:rPr>
+          <w:b/>
+          <w:bCs/>
+        </w:rPr>
+        <w:t>Salida:</w:t>
+      </w:r>
+      <w:r>
+        <w:rPr>
+          <w:b/>
+          <w:bCs/>
+        </w:rPr>
+        <w:t xml:space="preserve"> </w:t>
+      </w:r>
+      <w:r>
+        <w:t>ninguna</w:t>
+      </w:r>
+      <w:r>
+        <w:t>.</w:t>
+      </w:r>
+    </w:p>
+    <w:p>
+      <w:pPr>
+        <w:numPr>
+          <w:ilvl w:val="2"/>
+          <w:numId w:val="23"/>
+        </w:numPr>
+        <w:jc w:val="both"/>
+      </w:pPr>
+      <w:r>
+        <w:rPr>
+          <w:b/>
+          <w:bCs/>
+        </w:rPr>
+        <w:t>Precondiciones:</w:t>
+      </w:r>
+      <w:r>
+        <w:rPr>
+          <w:b/>
+          <w:bCs/>
+        </w:rPr>
+        <w:t xml:space="preserve"> </w:t>
+      </w:r>
+      <w:r>
+        <w:t>no debe existir un autobús con la misma matrícula</w:t>
+      </w:r>
+      <w:r>
+        <w:t>.</w:t>
+      </w:r>
+    </w:p>
+    <w:p>
+      <w:pPr>
+        <w:pStyle w:val="Prrafodelista"/>
+        <w:numPr>
+          <w:ilvl w:val="2"/>
+          <w:numId w:val="23"/>
+        </w:numPr>
+        <w:jc w:val="both"/>
+      </w:pPr>
+      <w:r>
+        <w:rPr>
+          <w:b/>
+          <w:bCs/>
+        </w:rPr>
+        <w:t>Postcondiciones:</w:t>
+      </w:r>
+      <w:r>
+        <w:t xml:space="preserve"> </w:t>
+      </w:r>
+      <w:r>
+        <w:t>el autobús se añade a la colección</w:t>
+      </w:r>
+      <w:r>
+        <w:t>.</w:t>
+      </w:r>
+    </w:p>
+    <w:p>
+      <w:pPr>
+        <w:jc w:val="both"/>
+      </w:pPr>
+    </w:p>
+    <w:p>
+      <w:pPr>
+        <w:numPr>
+          <w:ilvl w:val="1"/>
+          <w:numId w:val="23"/>
+        </w:numPr>
+        <w:jc w:val="both"/>
+      </w:pPr>
+      <w:r>
+        <w:rPr>
+          <w:b/>
+          <w:bCs/>
+        </w:rPr>
+        <w:t>Nombre:</w:t>
+      </w:r>
+      <w:r>
+        <w:t xml:space="preserve"> </w:t>
+      </w:r>
+      <w:r>
+        <w:t>baja</w:t>
+      </w:r>
+      <w:r>
+        <w:t>Autobus</w:t>
+      </w:r>
+      <w:r>
+        <w:t xml:space="preserve"> </w:t>
+      </w:r>
+    </w:p>
+    <w:p>
+      <w:pPr>
+        <w:numPr>
+          <w:ilvl w:val="2"/>
+          <w:numId w:val="23"/>
+        </w:numPr>
+        <w:jc w:val="both"/>
+      </w:pPr>
+      <w:r>
+        <w:rPr>
+          <w:b/>
+          <w:bCs/>
+        </w:rPr>
+        <w:t>Utilidad</w:t>
+      </w:r>
+      <w:r>
+        <w:rPr>
+          <w:b/>
+          <w:bCs/>
+        </w:rPr>
+        <w:t>:</w:t>
+      </w:r>
+      <w:r>
+        <w:t xml:space="preserve"> </w:t>
+      </w:r>
+      <w:r>
+        <w:t>elimina</w:t>
+      </w:r>
+      <w:r>
+        <w:t xml:space="preserve"> un autobús </w:t>
+      </w:r>
+      <w:r>
+        <w:t>de</w:t>
+      </w:r>
+      <w:r>
+        <w:t xml:space="preserve"> la colección.</w:t>
+      </w:r>
+    </w:p>
+    <w:p>
+      <w:pPr>
+        <w:numPr>
+          <w:ilvl w:val="2"/>
+          <w:numId w:val="23"/>
+        </w:numPr>
+        <w:jc w:val="both"/>
+      </w:pPr>
+      <w:r>
+        <w:rPr>
+          <w:b/>
+          <w:bCs/>
+        </w:rPr>
+        <w:lastRenderedPageBreak/>
+        <w:t>Entrada:</w:t>
+      </w:r>
+      <w:r>
+        <w:t xml:space="preserve"> </w:t>
+      </w:r>
+      <w:r>
+        <w:t>matrícula del autobús que se quiere eliminar</w:t>
+      </w:r>
+      <w:r>
+        <w:t>.</w:t>
+      </w:r>
+    </w:p>
+    <w:p>
+      <w:pPr>
+        <w:numPr>
+          <w:ilvl w:val="2"/>
+          <w:numId w:val="23"/>
+        </w:numPr>
+        <w:jc w:val="both"/>
+      </w:pPr>
+      <w:r>
+        <w:rPr>
+          <w:b/>
+          <w:bCs/>
+        </w:rPr>
+        <w:t>Salida:</w:t>
+      </w:r>
+      <w:r>
+        <w:rPr>
+          <w:b/>
+          <w:bCs/>
+        </w:rPr>
+        <w:t xml:space="preserve"> </w:t>
+      </w:r>
+      <w:r>
+        <w:t>ninguna</w:t>
+      </w:r>
+      <w:r>
+        <w:t>.</w:t>
+      </w:r>
+    </w:p>
+    <w:p>
+      <w:pPr>
+        <w:numPr>
+          <w:ilvl w:val="2"/>
+          <w:numId w:val="23"/>
+        </w:numPr>
+        <w:jc w:val="both"/>
+      </w:pPr>
+      <w:r>
+        <w:rPr>
+          <w:b/>
+          <w:bCs/>
+        </w:rPr>
+        <w:t>Precondiciones:</w:t>
+      </w:r>
+      <w:r>
+        <w:rPr>
+          <w:b/>
+          <w:bCs/>
+        </w:rPr>
+        <w:t xml:space="preserve"> </w:t>
+      </w:r>
+      <w:r>
+        <w:t>el autobús debe existir</w:t>
+      </w:r>
+      <w:r>
+        <w:t>.</w:t>
+      </w:r>
+    </w:p>
+    <w:p>
+      <w:pPr>
+        <w:pStyle w:val="Prrafodelista"/>
+        <w:numPr>
+          <w:ilvl w:val="2"/>
+          <w:numId w:val="23"/>
+        </w:numPr>
+        <w:jc w:val="both"/>
+      </w:pPr>
+      <w:r>
+        <w:rPr>
+          <w:b/>
+          <w:bCs/>
+        </w:rPr>
+        <w:t>Postcondiciones:</w:t>
+      </w:r>
+      <w:r>
+        <w:t xml:space="preserve"> </w:t>
+      </w:r>
+      <w:r>
+        <w:t xml:space="preserve">el autobús se </w:t>
+      </w:r>
+      <w:r>
+        <w:t>elimina</w:t>
+      </w:r>
+      <w:r>
+        <w:t xml:space="preserve"> </w:t>
+      </w:r>
+      <w:r>
+        <w:t>de</w:t>
+      </w:r>
+      <w:r>
+        <w:t xml:space="preserve"> la colección.</w:t>
+      </w:r>
+    </w:p>
+    <w:p>
+      <w:pPr>
+        <w:jc w:val="both"/>
+      </w:pPr>
+    </w:p>
+    <w:p>
+      <w:pPr>
+        <w:numPr>
+          <w:ilvl w:val="1"/>
+          <w:numId w:val="23"/>
+        </w:numPr>
+        <w:jc w:val="both"/>
+      </w:pPr>
+      <w:r>
+        <w:rPr>
+          <w:b/>
+          <w:bCs/>
+        </w:rPr>
+        <w:t>Nombre:</w:t>
+      </w:r>
+      <w:r>
+        <w:t xml:space="preserve"> </w:t>
+      </w:r>
+      <w:r>
+        <w:t>modificar</w:t>
+      </w:r>
+      <w:r>
+        <w:t>Autobus</w:t>
+      </w:r>
+      <w:r>
+        <w:t xml:space="preserve"> </w:t>
+      </w:r>
+    </w:p>
+    <w:p>
+      <w:pPr>
+        <w:numPr>
+          <w:ilvl w:val="2"/>
+          <w:numId w:val="23"/>
+        </w:numPr>
+        <w:jc w:val="both"/>
+      </w:pPr>
+      <w:r>
+        <w:rPr>
+          <w:b/>
+          <w:bCs/>
+        </w:rPr>
+        <w:t>Utilidad</w:t>
+      </w:r>
+      <w:r>
+        <w:rPr>
+          <w:b/>
+          <w:bCs/>
+        </w:rPr>
+        <w:t>:</w:t>
+      </w:r>
+      <w:r>
+        <w:t xml:space="preserve"> </w:t>
+      </w:r>
+      <w:r>
+        <w:t>modifica los datos de un autobús existente</w:t>
+      </w:r>
+      <w:r>
+        <w:t>.</w:t>
+      </w:r>
+    </w:p>
+    <w:p>
+      <w:pPr>
+        <w:numPr>
+          <w:ilvl w:val="2"/>
+          <w:numId w:val="23"/>
+        </w:numPr>
+        <w:jc w:val="both"/>
+      </w:pPr>
+      <w:r>
+        <w:rPr>
+          <w:b/>
+          <w:bCs/>
+        </w:rPr>
+        <w:t>Entrada:</w:t>
+      </w:r>
+      <w:r>
+        <w:t xml:space="preserve"> </w:t>
+      </w:r>
+      <w:r>
+        <w:t xml:space="preserve">matrícula y nuevos </w:t>
+      </w:r>
+      <w:r>
+        <w:t>datos del autobús</w:t>
+      </w:r>
+      <w:r>
+        <w:t>.</w:t>
+      </w:r>
+    </w:p>
+    <w:p>
+      <w:pPr>
+        <w:numPr>
+          <w:ilvl w:val="2"/>
+          <w:numId w:val="23"/>
+        </w:numPr>
+        <w:jc w:val="both"/>
+      </w:pPr>
+      <w:r>
+        <w:rPr>
+          <w:b/>
+          <w:bCs/>
+        </w:rPr>
+        <w:t>Salida:</w:t>
+      </w:r>
+      <w:r>
+        <w:rPr>
+          <w:b/>
+          <w:bCs/>
+        </w:rPr>
+        <w:t xml:space="preserve"> </w:t>
+      </w:r>
+      <w:r>
+        <w:t>ninguna</w:t>
+      </w:r>
+      <w:r>
+        <w:t>.</w:t>
+      </w:r>
+    </w:p>
+    <w:p>
+      <w:pPr>
+        <w:numPr>
+          <w:ilvl w:val="2"/>
+          <w:numId w:val="23"/>
+        </w:numPr>
+        <w:jc w:val="both"/>
+      </w:pPr>
+      <w:r>
+        <w:rPr>
+          <w:b/>
+          <w:bCs/>
+        </w:rPr>
+        <w:t>Precondiciones:</w:t>
+      </w:r>
+      <w:r>
+        <w:rPr>
+          <w:b/>
+          <w:bCs/>
+        </w:rPr>
+        <w:t xml:space="preserve"> </w:t>
+      </w:r>
+      <w:r>
+        <w:t>el autobús debe existir.</w:t>
+      </w:r>
+    </w:p>
+    <w:p>
+      <w:pPr>
+        <w:pStyle w:val="Prrafodelista"/>
+        <w:numPr>
+          <w:ilvl w:val="2"/>
+          <w:numId w:val="23"/>
+        </w:numPr>
+        <w:jc w:val="both"/>
+      </w:pPr>
+      <w:r>
+        <w:rPr>
+          <w:b/>
+          <w:bCs/>
+        </w:rPr>
+        <w:t>Postcondiciones:</w:t>
+      </w:r>
+      <w:r>
+        <w:t xml:space="preserve"> </w:t>
+      </w:r>
+      <w:r>
+        <w:t>se actualizan los datos del autobús</w:t>
+      </w:r>
+      <w:r>
+        <w:t>.</w:t>
+      </w:r>
+    </w:p>
+    <w:p>
+      <w:pPr>
+        <w:jc w:val="both"/>
+      </w:pPr>
+    </w:p>
+    <w:p>
+      <w:pPr>
+        <w:numPr>
+          <w:ilvl w:val="1"/>
+          <w:numId w:val="23"/>
+        </w:numPr>
+        <w:jc w:val="both"/>
+      </w:pPr>
+      <w:r>
+        <w:rPr>
+          <w:b/>
+          <w:bCs/>
+        </w:rPr>
+        <w:t>Nombre:</w:t>
+      </w:r>
+      <w:r>
+        <w:t xml:space="preserve"> </w:t>
+      </w:r>
+      <w:r>
+        <w:t>registrarViaje</w:t>
+      </w:r>
+      <w:r>
+        <w:t xml:space="preserve"> </w:t>
+      </w:r>
+    </w:p>
+    <w:p>
+      <w:pPr>
+        <w:numPr>
+          <w:ilvl w:val="2"/>
+          <w:numId w:val="23"/>
+        </w:numPr>
+        <w:jc w:val="both"/>
+      </w:pPr>
+      <w:r>
+        <w:rPr>
+          <w:b/>
+          <w:bCs/>
+        </w:rPr>
+        <w:t>Utilidad</w:t>
+      </w:r>
+      <w:r>
+        <w:rPr>
+          <w:b/>
+          <w:bCs/>
+        </w:rPr>
+        <w:t>:</w:t>
+      </w:r>
+      <w:r>
+        <w:t xml:space="preserve"> </w:t>
+      </w:r>
+      <w:r>
+        <w:t xml:space="preserve">añade un </w:t>
+      </w:r>
+      <w:r>
+        <w:t>viaje a un</w:t>
+      </w:r>
+      <w:r>
+        <w:t xml:space="preserve"> autobús</w:t>
+      </w:r>
+      <w:r>
+        <w:t xml:space="preserve"> determinado</w:t>
+      </w:r>
+      <w:r>
+        <w:t>.</w:t>
+      </w:r>
+    </w:p>
+    <w:p>
+      <w:pPr>
+        <w:numPr>
+          <w:ilvl w:val="2"/>
+          <w:numId w:val="23"/>
+        </w:numPr>
+        <w:jc w:val="both"/>
+      </w:pPr>
+      <w:r>
+        <w:rPr>
+          <w:b/>
+          <w:bCs/>
+        </w:rPr>
+        <w:t>Entrada:</w:t>
+      </w:r>
+      <w:r>
+        <w:t xml:space="preserve"> </w:t>
+      </w:r>
+      <w:r>
+        <w:t>matrícula</w:t>
+      </w:r>
+      <w:r>
+        <w:t xml:space="preserve"> del autobús</w:t>
+      </w:r>
+      <w:r>
+        <w:t xml:space="preserve"> y datos del viaje</w:t>
+      </w:r>
+      <w:r>
+        <w:t>.</w:t>
+      </w:r>
+    </w:p>
+    <w:p>
+      <w:pPr>
+        <w:numPr>
+          <w:ilvl w:val="2"/>
+          <w:numId w:val="23"/>
+        </w:numPr>
+        <w:jc w:val="both"/>
+      </w:pPr>
+      <w:r>
+        <w:rPr>
+          <w:b/>
+          <w:bCs/>
+        </w:rPr>
+        <w:t>Salida:</w:t>
+      </w:r>
+      <w:r>
+        <w:rPr>
+          <w:b/>
+          <w:bCs/>
+        </w:rPr>
+        <w:t xml:space="preserve"> </w:t>
+      </w:r>
+      <w:r>
+        <w:t>ninguna</w:t>
+      </w:r>
+      <w:r>
+        <w:t>.</w:t>
+      </w:r>
+    </w:p>
+    <w:p>
+      <w:pPr>
+        <w:numPr>
+          <w:ilvl w:val="2"/>
+          <w:numId w:val="23"/>
+        </w:numPr>
+        <w:jc w:val="both"/>
+      </w:pPr>
+      <w:r>
+        <w:rPr>
+          <w:b/>
+          <w:bCs/>
+        </w:rPr>
+        <w:t>Precondiciones:</w:t>
+      </w:r>
+      <w:r>
+        <w:rPr>
+          <w:b/>
+          <w:bCs/>
+        </w:rPr>
+        <w:t xml:space="preserve"> </w:t>
+      </w:r>
+      <w:r>
+        <w:t>el autobús debe existir y el código del viaje no debe estar repetido</w:t>
+      </w:r>
+      <w:r>
+        <w:t>.</w:t>
+      </w:r>
+    </w:p>
+    <w:p>
+      <w:pPr>
+        <w:pStyle w:val="Prrafodelista"/>
+        <w:numPr>
+          <w:ilvl w:val="2"/>
+          <w:numId w:val="23"/>
+        </w:numPr>
+        <w:jc w:val="both"/>
+      </w:pPr>
+      <w:r>
+        <w:rPr>
+          <w:b/>
+          <w:bCs/>
+        </w:rPr>
+        <w:t>Postcondiciones:</w:t>
+      </w:r>
+      <w:r>
+        <w:t xml:space="preserve"> </w:t>
+      </w:r>
+      <w:r>
+        <w:t xml:space="preserve">el </w:t>
+      </w:r>
+      <w:r>
+        <w:t>viaje queda asociado al autobús</w:t>
+      </w:r>
+      <w:r>
+        <w:t>.</w:t>
+      </w:r>
+    </w:p>
+    <w:p>
+      <w:pPr>
+        <w:jc w:val="both"/>
+      </w:pPr>
+    </w:p>
+    <w:p>
+      <w:pPr>
+        <w:numPr>
+          <w:ilvl w:val="1"/>
+          <w:numId w:val="23"/>
+        </w:numPr>
+        <w:jc w:val="both"/>
+      </w:pPr>
+      <w:r>
+        <w:rPr>
+          <w:b/>
+          <w:bCs/>
+        </w:rPr>
+        <w:t>Nombre:</w:t>
+      </w:r>
+      <w:r>
+        <w:t xml:space="preserve"> </w:t>
+      </w:r>
+      <w:r>
+        <w:t>borrarViaje</w:t>
+      </w:r>
+      <w:r>
+        <w:t xml:space="preserve"> </w:t>
+      </w:r>
+    </w:p>
+    <w:p>
+      <w:pPr>
+        <w:numPr>
+          <w:ilvl w:val="2"/>
+          <w:numId w:val="23"/>
+        </w:numPr>
+        <w:jc w:val="both"/>
+      </w:pPr>
+      <w:r>
+        <w:rPr>
+          <w:b/>
+          <w:bCs/>
+        </w:rPr>
+        <w:t>Utilidad</w:t>
+      </w:r>
+      <w:r>
+        <w:rPr>
+          <w:b/>
+          <w:bCs/>
+        </w:rPr>
+        <w:t>:</w:t>
+      </w:r>
+      <w:r>
+        <w:t xml:space="preserve"> </w:t>
+      </w:r>
+      <w:r>
+        <w:t xml:space="preserve">elimina un </w:t>
+      </w:r>
+      <w:r>
+        <w:t>viaje</w:t>
+      </w:r>
+      <w:r>
+        <w:t xml:space="preserve"> de</w:t>
+      </w:r>
+      <w:r>
+        <w:t xml:space="preserve"> un autobús</w:t>
+      </w:r>
+      <w:r>
+        <w:t>.</w:t>
+      </w:r>
+    </w:p>
+    <w:p>
+      <w:pPr>
+        <w:numPr>
+          <w:ilvl w:val="2"/>
+          <w:numId w:val="23"/>
+        </w:numPr>
+        <w:jc w:val="both"/>
+      </w:pPr>
+      <w:r>
+        <w:rPr>
+          <w:b/>
+          <w:bCs/>
+        </w:rPr>
+        <w:t>Entrada:</w:t>
+      </w:r>
+      <w:r>
+        <w:t xml:space="preserve"> </w:t>
+      </w:r>
+      <w:r>
+        <w:t xml:space="preserve">matrícula del autobús </w:t>
+      </w:r>
+      <w:r>
+        <w:t>y código del viaje</w:t>
+      </w:r>
+      <w:r>
+        <w:t>.</w:t>
+      </w:r>
+    </w:p>
+    <w:p>
+      <w:pPr>
+        <w:numPr>
+          <w:ilvl w:val="2"/>
+          <w:numId w:val="23"/>
+        </w:numPr>
+        <w:jc w:val="both"/>
+      </w:pPr>
+      <w:r>
+        <w:rPr>
+          <w:b/>
+          <w:bCs/>
+        </w:rPr>
+        <w:t>Salida:</w:t>
+      </w:r>
+      <w:r>
+        <w:rPr>
+          <w:b/>
+          <w:bCs/>
+        </w:rPr>
+        <w:t xml:space="preserve"> </w:t>
+      </w:r>
+      <w:r>
+        <w:t>ninguna</w:t>
+      </w:r>
+      <w:r>
+        <w:t>.</w:t>
+      </w:r>
+    </w:p>
+    <w:p>
+      <w:pPr>
+        <w:numPr>
+          <w:ilvl w:val="2"/>
+          <w:numId w:val="23"/>
+        </w:numPr>
+        <w:jc w:val="both"/>
+      </w:pPr>
+      <w:r>
+        <w:rPr>
+          <w:b/>
+          <w:bCs/>
+        </w:rPr>
+        <w:t>Precondiciones:</w:t>
+      </w:r>
+      <w:r>
+        <w:rPr>
+          <w:b/>
+          <w:bCs/>
+        </w:rPr>
+        <w:t xml:space="preserve"> </w:t>
+      </w:r>
+      <w:r>
+        <w:t>el autobús</w:t>
+      </w:r>
+      <w:r>
+        <w:t xml:space="preserve"> y el viaje</w:t>
+      </w:r>
+      <w:r>
+        <w:t xml:space="preserve"> debe</w:t>
+      </w:r>
+      <w:r>
+        <w:t>n</w:t>
+      </w:r>
+      <w:r>
+        <w:t xml:space="preserve"> existir.</w:t>
+      </w:r>
+    </w:p>
+    <w:p>
+      <w:pPr>
+        <w:pStyle w:val="Prrafodelista"/>
+        <w:numPr>
+          <w:ilvl w:val="2"/>
+          <w:numId w:val="23"/>
+        </w:numPr>
+        <w:jc w:val="both"/>
+      </w:pPr>
+      <w:r>
+        <w:rPr>
+          <w:b/>
+          <w:bCs/>
+        </w:rPr>
+        <w:t>Postcondiciones:</w:t>
+      </w:r>
+      <w:r>
+        <w:t xml:space="preserve"> </w:t>
+      </w:r>
+      <w:r>
+        <w:t xml:space="preserve">el </w:t>
+      </w:r>
+      <w:r>
+        <w:t>viaje</w:t>
+      </w:r>
+      <w:r>
+        <w:t xml:space="preserve"> se elimina de la colección</w:t>
+      </w:r>
+      <w:r>
+        <w:t xml:space="preserve"> del autobús correspondiente</w:t>
+      </w:r>
+      <w:r>
+        <w:t>.</w:t>
+      </w:r>
+    </w:p>
+    <w:p>
+      <w:pPr>
+        <w:jc w:val="both"/>
+      </w:pPr>
+    </w:p>
+    <w:p>
+      <w:pPr>
+        <w:jc w:val="both"/>
+      </w:pPr>
+    </w:p>
+    <w:p>
+      <w:pPr>
+        <w:numPr>
+          <w:ilvl w:val="1"/>
+          <w:numId w:val="23"/>
+        </w:numPr>
+        <w:jc w:val="both"/>
+      </w:pPr>
+      <w:r>
+        <w:rPr>
+          <w:b/>
+          <w:bCs/>
+        </w:rPr>
+        <w:lastRenderedPageBreak/>
+        <w:t>Nombre:</w:t>
+      </w:r>
+      <w:r>
+        <w:t xml:space="preserve"> </w:t>
+      </w:r>
+      <w:r>
+        <w:t>modificar</w:t>
+      </w:r>
+      <w:r>
+        <w:t>Viaje</w:t>
+      </w:r>
+      <w:r>
+        <w:t xml:space="preserve"> </w:t>
+      </w:r>
+    </w:p>
+    <w:p>
+      <w:pPr>
+        <w:numPr>
+          <w:ilvl w:val="2"/>
+          <w:numId w:val="23"/>
+        </w:numPr>
+        <w:jc w:val="both"/>
+      </w:pPr>
+      <w:r>
+        <w:rPr>
+          <w:b/>
+          <w:bCs/>
+        </w:rPr>
+        <w:t>Utilidad</w:t>
+      </w:r>
+      <w:r>
+        <w:rPr>
+          <w:b/>
+          <w:bCs/>
+        </w:rPr>
+        <w:t>:</w:t>
+      </w:r>
+      <w:r>
+        <w:t xml:space="preserve"> </w:t>
+      </w:r>
+      <w:r>
+        <w:t xml:space="preserve">modifica los datos de un </w:t>
+      </w:r>
+      <w:r>
+        <w:t>viaje</w:t>
+      </w:r>
+      <w:r>
+        <w:t xml:space="preserve"> existente.</w:t>
+      </w:r>
+    </w:p>
+    <w:p>
+      <w:pPr>
+        <w:numPr>
+          <w:ilvl w:val="2"/>
+          <w:numId w:val="23"/>
+        </w:numPr>
+        <w:jc w:val="both"/>
+      </w:pPr>
+      <w:r>
+        <w:rPr>
+          <w:b/>
+          <w:bCs/>
+        </w:rPr>
+        <w:t>Entrada:</w:t>
+      </w:r>
+      <w:r>
+        <w:t xml:space="preserve"> </w:t>
+      </w:r>
+      <w:r>
+        <w:t>matrícula</w:t>
+      </w:r>
+      <w:r>
+        <w:t xml:space="preserve"> del autobús, código y </w:t>
+      </w:r>
+      <w:r>
+        <w:t>nuevos datos del</w:t>
+      </w:r>
+      <w:r>
+        <w:t xml:space="preserve"> viaje</w:t>
+      </w:r>
+      <w:r>
+        <w:t>.</w:t>
+      </w:r>
+    </w:p>
+    <w:p>
+      <w:pPr>
+        <w:numPr>
+          <w:ilvl w:val="2"/>
+          <w:numId w:val="23"/>
+        </w:numPr>
+        <w:jc w:val="both"/>
+      </w:pPr>
+      <w:r>
+        <w:rPr>
+          <w:b/>
+          <w:bCs/>
+        </w:rPr>
+        <w:t>Salida:</w:t>
+      </w:r>
+      <w:r>
+        <w:rPr>
+          <w:b/>
+          <w:bCs/>
+        </w:rPr>
+        <w:t xml:space="preserve"> </w:t>
+      </w:r>
+      <w:r>
+        <w:t>ninguna</w:t>
+      </w:r>
+      <w:r>
+        <w:t>.</w:t>
+      </w:r>
+    </w:p>
+    <w:p>
+      <w:pPr>
+        <w:numPr>
+          <w:ilvl w:val="2"/>
+          <w:numId w:val="23"/>
+        </w:numPr>
+        <w:jc w:val="both"/>
+      </w:pPr>
+      <w:r>
+        <w:rPr>
+          <w:b/>
+          <w:bCs/>
+        </w:rPr>
+        <w:t>Precondiciones:</w:t>
+      </w:r>
+      <w:r>
+        <w:rPr>
+          <w:b/>
+          <w:bCs/>
+        </w:rPr>
+        <w:t xml:space="preserve"> </w:t>
+      </w:r>
+      <w:r>
+        <w:t>el autobús</w:t>
+      </w:r>
+      <w:r>
+        <w:t xml:space="preserve"> y el viaje</w:t>
+      </w:r>
+      <w:r>
+        <w:t xml:space="preserve"> debe</w:t>
+      </w:r>
+      <w:r>
+        <w:t>n</w:t>
+      </w:r>
+      <w:r>
+        <w:t xml:space="preserve"> existir.</w:t>
+      </w:r>
+    </w:p>
+    <w:p>
+      <w:pPr>
+        <w:pStyle w:val="Prrafodelista"/>
+        <w:numPr>
+          <w:ilvl w:val="2"/>
+          <w:numId w:val="23"/>
+        </w:numPr>
+        <w:jc w:val="both"/>
+      </w:pPr>
+      <w:r>
+        <w:rPr>
+          <w:b/>
+          <w:bCs/>
+        </w:rPr>
+        <w:t>Postcondiciones:</w:t>
+      </w:r>
+      <w:r>
+        <w:t xml:space="preserve"> </w:t>
+      </w:r>
+      <w:r>
+        <w:t xml:space="preserve">se actualizan los datos del </w:t>
+      </w:r>
+      <w:r>
+        <w:t>viaje</w:t>
+      </w:r>
+      <w:r>
+        <w:t>.</w:t>
+      </w:r>
+    </w:p>
+    <w:p>
+      <w:pPr>
+        <w:jc w:val="both"/>
+      </w:pPr>
+    </w:p>
+    <w:p>
+      <w:pPr>
+        <w:jc w:val="both"/>
+      </w:pPr>
+    </w:p>
+    <w:p>
+      <w:pPr>
+        <w:jc w:val="both"/>
+      </w:pPr>
+      <w:r>
+        <w:t xml:space="preserve"> </w:t>
       </w:r>
     </w:p>
     <w:sectPr>
@@ -855,13 +5296,8 @@
     <w:pPr>
       <w:pStyle w:val="Encabezado"/>
     </w:pPr>
-    <w:proofErr w:type="spellStart"/>
     <w:r>
-      <w:t>UVa</w:t>
-    </w:r>
-    <w:proofErr w:type="spellEnd"/>
-    <w:r>
-      <w:t xml:space="preserve"> </w:t>
+      <w:t xml:space="preserve">UVa </w:t>
     </w:r>
     <w:r>
       <w:tab/>
@@ -888,6 +5324,119 @@
 <file path=word/numbering.xml><?xml version="1.0" encoding="utf-8"?>
 <w:numbering xmlns:wpc="http://schemas.microsoft.com/office/word/2010/wordprocessingCanvas" xmlns:cx="http://schemas.microsoft.com/office/drawing/2014/chartex" xmlns:cx1="http://schemas.microsoft.com/office/drawing/2015/9/8/chartex" xmlns:cx2="http://schemas.microsoft.com/office/drawing/2015/10/21/chartex" xmlns:cx3="http://schemas.microsoft.com/office/drawing/2016/5/9/chartex" xmlns:cx4="http://schemas.microsoft.com/office/drawing/2016/5/10/chartex" xmlns:cx5="http://schemas.microsoft.com/office/drawing/2016/5/11/chartex" xmlns:cx6="http://schemas.microsoft.com/office/drawing/2016/5/12/chartex" xmlns:cx7="http://schemas.microsoft.com/office/drawing/2016/5/13/chartex" xmlns:cx8="http://schemas.microsoft.com/office/drawing/2016/5/14/chartex" xmlns:mc="http://schemas.openxmlformats.org/markup-compatibility/2006" xmlns:aink="http://schemas.microsoft.com/office/drawing/2016/ink" xmlns:am3d="http://schemas.microsoft.com/office/drawing/2017/model3d" xmlns:o="urn:schemas-microsoft-com:office:office" xmlns:oel="http://schemas.microsoft.com/office/2019/extlst" xmlns:r="http://schemas.openxmlformats.org/officeDocument/2006/relationships" xmlns:m="http://schemas.openxmlformats.org/officeDocument/2006/math" xmlns:v="urn:schemas-microsoft-com:vml" xmlns:wp14="http://schemas.microsoft.com/office/word/2010/wordprocessingDrawing" xmlns:wp="http://schemas.openxmlformats.org/drawingml/2006/wordprocessingDrawing" xmlns:w10="urn:schemas-microsoft-com:office:word" xmlns:w="http://schemas.openxmlformats.org/wordprocessingml/2006/main" xmlns:w14="http://schemas.microsoft.com/office/word/2010/wordml" xmlns:w15="http://schemas.microsoft.com/office/word/2012/wordml" xmlns:w16cex="http://schemas.microsoft.com/office/word/2018/wordml/cex" xmlns:w16cid="http://schemas.microsoft.com/office/word/2016/wordml/cid" xmlns:w16="http://schemas.microsoft.com/office/word/2018/wordml" xmlns:w16du="http://schemas.microsoft.com/office/word/2023/wordml/word16du" xmlns:w16sdtdh="http://schemas.microsoft.com/office/word/2020/wordml/sdtdatahash" xmlns:w16sdtfl="http://schemas.microsoft.com/office/word/2024/wordml/sdtformatlock" xmlns:w16se="http://schemas.microsoft.com/office/word/2015/wordml/symex" xmlns:wpg="http://schemas.microsoft.com/office/word/2010/wordprocessingGroup" xmlns:wpi="http://schemas.microsoft.com/office/word/2010/wordprocessingInk" xmlns:wne="http://schemas.microsoft.com/office/word/2006/wordml" xmlns:wps="http://schemas.microsoft.com/office/word/2010/wordprocessingShape" mc:Ignorable="w14 w15 w16se w16cid w16 w16cex w16sdtdh w16sdtfl w16du wp14">
   <w:abstractNum w:abstractNumId="0" w15:restartNumberingAfterBreak="0">
+    <w:nsid w:val="01F7099C"/>
+    <w:multiLevelType w:val="hybridMultilevel"/>
+    <w:tmpl w:val="C344A60A"/>
+    <w:lvl w:ilvl="0" w:tplc="0C0A0001">
+      <w:start w:val="1"/>
+      <w:numFmt w:val="bullet"/>
+      <w:lvlText w:val=""/>
+      <w:lvlJc w:val="left"/>
+      <w:pPr>
+        <w:ind w:left="720" w:hanging="360"/>
+      </w:pPr>
+      <w:rPr>
+        <w:rFonts w:ascii="Symbol" w:hAnsi="Symbol" w:hint="default"/>
+      </w:rPr>
+    </w:lvl>
+    <w:lvl w:ilvl="1" w:tplc="0C0A0003">
+      <w:start w:val="1"/>
+      <w:numFmt w:val="bullet"/>
+      <w:lvlText w:val="o"/>
+      <w:lvlJc w:val="left"/>
+      <w:pPr>
+        <w:ind w:left="1440" w:hanging="360"/>
+      </w:pPr>
+      <w:rPr>
+        <w:rFonts w:ascii="Courier New" w:hAnsi="Courier New" w:cs="Courier New" w:hint="default"/>
+      </w:rPr>
+    </w:lvl>
+    <w:lvl w:ilvl="2" w:tplc="0C0A0005">
+      <w:start w:val="1"/>
+      <w:numFmt w:val="bullet"/>
+      <w:lvlText w:val=""/>
+      <w:lvlJc w:val="left"/>
+      <w:pPr>
+        <w:ind w:left="2160" w:hanging="360"/>
+      </w:pPr>
+      <w:rPr>
+        <w:rFonts w:ascii="Wingdings" w:hAnsi="Wingdings" w:hint="default"/>
+      </w:rPr>
+    </w:lvl>
+    <w:lvl w:ilvl="3" w:tplc="0C0A0001" w:tentative="1">
+      <w:start w:val="1"/>
+      <w:numFmt w:val="bullet"/>
+      <w:lvlText w:val=""/>
+      <w:lvlJc w:val="left"/>
+      <w:pPr>
+        <w:ind w:left="2880" w:hanging="360"/>
+      </w:pPr>
+      <w:rPr>
+        <w:rFonts w:ascii="Symbol" w:hAnsi="Symbol" w:hint="default"/>
+      </w:rPr>
+    </w:lvl>
+    <w:lvl w:ilvl="4" w:tplc="0C0A0003" w:tentative="1">
+      <w:start w:val="1"/>
+      <w:numFmt w:val="bullet"/>
+      <w:lvlText w:val="o"/>
+      <w:lvlJc w:val="left"/>
+      <w:pPr>
+        <w:ind w:left="3600" w:hanging="360"/>
+      </w:pPr>
+      <w:rPr>
+        <w:rFonts w:ascii="Courier New" w:hAnsi="Courier New" w:cs="Courier New" w:hint="default"/>
+      </w:rPr>
+    </w:lvl>
+    <w:lvl w:ilvl="5" w:tplc="0C0A0005" w:tentative="1">
+      <w:start w:val="1"/>
+      <w:numFmt w:val="bullet"/>
+      <w:lvlText w:val=""/>
+      <w:lvlJc w:val="left"/>
+      <w:pPr>
+        <w:ind w:left="4320" w:hanging="360"/>
+      </w:pPr>
+      <w:rPr>
+        <w:rFonts w:ascii="Wingdings" w:hAnsi="Wingdings" w:hint="default"/>
+      </w:rPr>
+    </w:lvl>
+    <w:lvl w:ilvl="6" w:tplc="0C0A0001" w:tentative="1">
+      <w:start w:val="1"/>
+      <w:numFmt w:val="bullet"/>
+      <w:lvlText w:val=""/>
+      <w:lvlJc w:val="left"/>
+      <w:pPr>
+        <w:ind w:left="5040" w:hanging="360"/>
+      </w:pPr>
+      <w:rPr>
+        <w:rFonts w:ascii="Symbol" w:hAnsi="Symbol" w:hint="default"/>
+      </w:rPr>
+    </w:lvl>
+    <w:lvl w:ilvl="7" w:tplc="0C0A0003" w:tentative="1">
+      <w:start w:val="1"/>
+      <w:numFmt w:val="bullet"/>
+      <w:lvlText w:val="o"/>
+      <w:lvlJc w:val="left"/>
+      <w:pPr>
+        <w:ind w:left="5760" w:hanging="360"/>
+      </w:pPr>
+      <w:rPr>
+        <w:rFonts w:ascii="Courier New" w:hAnsi="Courier New" w:cs="Courier New" w:hint="default"/>
+      </w:rPr>
+    </w:lvl>
+    <w:lvl w:ilvl="8" w:tplc="0C0A0005" w:tentative="1">
+      <w:start w:val="1"/>
+      <w:numFmt w:val="bullet"/>
+      <w:lvlText w:val=""/>
+      <w:lvlJc w:val="left"/>
+      <w:pPr>
+        <w:ind w:left="6480" w:hanging="360"/>
+      </w:pPr>
+      <w:rPr>
+        <w:rFonts w:ascii="Wingdings" w:hAnsi="Wingdings" w:hint="default"/>
+      </w:rPr>
+    </w:lvl>
+  </w:abstractNum>
+  <w:abstractNum w:abstractNumId="1" w15:restartNumberingAfterBreak="0">
     <w:nsid w:val="05204CCD"/>
     <w:multiLevelType w:val="hybridMultilevel"/>
     <w:tmpl w:val="16D8E31C"/>
@@ -1000,7 +5549,7 @@
       </w:rPr>
     </w:lvl>
   </w:abstractNum>
-  <w:abstractNum w:abstractNumId="1" w15:restartNumberingAfterBreak="0">
+  <w:abstractNum w:abstractNumId="2" w15:restartNumberingAfterBreak="0">
     <w:nsid w:val="08AA1988"/>
     <w:multiLevelType w:val="multilevel"/>
     <w:tmpl w:val="47F28AEA"/>
@@ -1113,7 +5662,7 @@
       </w:rPr>
     </w:lvl>
   </w:abstractNum>
-  <w:abstractNum w:abstractNumId="2" w15:restartNumberingAfterBreak="0">
+  <w:abstractNum w:abstractNumId="3" w15:restartNumberingAfterBreak="0">
     <w:nsid w:val="0D5D4D69"/>
     <w:multiLevelType w:val="multilevel"/>
     <w:tmpl w:val="E3C8ED46"/>
@@ -1226,7 +5775,7 @@
       </w:rPr>
     </w:lvl>
   </w:abstractNum>
-  <w:abstractNum w:abstractNumId="3" w15:restartNumberingAfterBreak="0">
+  <w:abstractNum w:abstractNumId="4" w15:restartNumberingAfterBreak="0">
     <w:nsid w:val="163C1ED4"/>
     <w:multiLevelType w:val="multilevel"/>
     <w:tmpl w:val="A1F4B02C"/>
@@ -1339,7 +5888,7 @@
       </w:rPr>
     </w:lvl>
   </w:abstractNum>
-  <w:abstractNum w:abstractNumId="4" w15:restartNumberingAfterBreak="0">
+  <w:abstractNum w:abstractNumId="5" w15:restartNumberingAfterBreak="0">
     <w:nsid w:val="1BC2253D"/>
     <w:multiLevelType w:val="hybridMultilevel"/>
     <w:tmpl w:val="C4FCAC02"/>
@@ -1428,7 +5977,7 @@
       </w:pPr>
     </w:lvl>
   </w:abstractNum>
-  <w:abstractNum w:abstractNumId="5" w15:restartNumberingAfterBreak="0">
+  <w:abstractNum w:abstractNumId="6" w15:restartNumberingAfterBreak="0">
     <w:nsid w:val="1DFB64EE"/>
     <w:multiLevelType w:val="multilevel"/>
     <w:tmpl w:val="7422C8FA"/>
@@ -1541,7 +6090,7 @@
       </w:rPr>
     </w:lvl>
   </w:abstractNum>
-  <w:abstractNum w:abstractNumId="6" w15:restartNumberingAfterBreak="0">
+  <w:abstractNum w:abstractNumId="7" w15:restartNumberingAfterBreak="0">
     <w:nsid w:val="32011C28"/>
     <w:multiLevelType w:val="multilevel"/>
     <w:tmpl w:val="AE9037CC"/>
@@ -1654,7 +6203,7 @@
       </w:rPr>
     </w:lvl>
   </w:abstractNum>
-  <w:abstractNum w:abstractNumId="7" w15:restartNumberingAfterBreak="0">
+  <w:abstractNum w:abstractNumId="8" w15:restartNumberingAfterBreak="0">
     <w:nsid w:val="374E7736"/>
     <w:multiLevelType w:val="multilevel"/>
     <w:tmpl w:val="5FB0701A"/>
@@ -1776,7 +6325,7 @@
       </w:rPr>
     </w:lvl>
   </w:abstractNum>
-  <w:abstractNum w:abstractNumId="8" w15:restartNumberingAfterBreak="0">
+  <w:abstractNum w:abstractNumId="9" w15:restartNumberingAfterBreak="0">
     <w:nsid w:val="3F8502B3"/>
     <w:multiLevelType w:val="hybridMultilevel"/>
     <w:tmpl w:val="9412EB88"/>
@@ -1889,7 +6438,7 @@
       </w:rPr>
     </w:lvl>
   </w:abstractNum>
-  <w:abstractNum w:abstractNumId="9" w15:restartNumberingAfterBreak="0">
+  <w:abstractNum w:abstractNumId="10" w15:restartNumberingAfterBreak="0">
     <w:nsid w:val="402B6445"/>
     <w:multiLevelType w:val="multilevel"/>
     <w:tmpl w:val="0362452E"/>
@@ -2002,7 +6551,7 @@
       </w:rPr>
     </w:lvl>
   </w:abstractNum>
-  <w:abstractNum w:abstractNumId="10" w15:restartNumberingAfterBreak="0">
+  <w:abstractNum w:abstractNumId="11" w15:restartNumberingAfterBreak="0">
     <w:nsid w:val="41F04428"/>
     <w:multiLevelType w:val="multilevel"/>
     <w:tmpl w:val="DCAE9026"/>
@@ -2115,7 +6664,7 @@
       </w:rPr>
     </w:lvl>
   </w:abstractNum>
-  <w:abstractNum w:abstractNumId="11" w15:restartNumberingAfterBreak="0">
+  <w:abstractNum w:abstractNumId="12" w15:restartNumberingAfterBreak="0">
     <w:nsid w:val="4B315A53"/>
     <w:multiLevelType w:val="multilevel"/>
     <w:tmpl w:val="F3ACBE20"/>
@@ -2228,7 +6777,7 @@
       </w:rPr>
     </w:lvl>
   </w:abstractNum>
-  <w:abstractNum w:abstractNumId="12" w15:restartNumberingAfterBreak="0">
+  <w:abstractNum w:abstractNumId="13" w15:restartNumberingAfterBreak="0">
     <w:nsid w:val="4B4B2E28"/>
     <w:multiLevelType w:val="multilevel"/>
     <w:tmpl w:val="C28887D8"/>
@@ -2341,7 +6890,156 @@
       </w:rPr>
     </w:lvl>
   </w:abstractNum>
-  <w:abstractNum w:abstractNumId="13" w15:restartNumberingAfterBreak="0">
+  <w:abstractNum w:abstractNumId="14" w15:restartNumberingAfterBreak="0">
+    <w:nsid w:val="4CC9779E"/>
+    <w:multiLevelType w:val="multilevel"/>
+    <w:tmpl w:val="5C5CB5BE"/>
+    <w:lvl w:ilvl="0">
+      <w:start w:val="1"/>
+      <w:numFmt w:val="bullet"/>
+      <w:lvlText w:val=""/>
+      <w:lvlJc w:val="left"/>
+      <w:pPr>
+        <w:tabs>
+          <w:tab w:val="num" w:pos="720"/>
+        </w:tabs>
+        <w:ind w:left="720" w:hanging="360"/>
+      </w:pPr>
+      <w:rPr>
+        <w:rFonts w:ascii="Symbol" w:hAnsi="Symbol" w:hint="default"/>
+        <w:sz w:val="20"/>
+      </w:rPr>
+    </w:lvl>
+    <w:lvl w:ilvl="1">
+      <w:start w:val="1"/>
+      <w:numFmt w:val="bullet"/>
+      <w:lvlText w:val="o"/>
+      <w:lvlJc w:val="left"/>
+      <w:pPr>
+        <w:tabs>
+          <w:tab w:val="num" w:pos="1440"/>
+        </w:tabs>
+        <w:ind w:left="1440" w:hanging="360"/>
+      </w:pPr>
+      <w:rPr>
+        <w:rFonts w:ascii="Courier New" w:hAnsi="Courier New" w:hint="default"/>
+        <w:sz w:val="20"/>
+      </w:rPr>
+    </w:lvl>
+    <w:lvl w:ilvl="2" w:tentative="1">
+      <w:start w:val="1"/>
+      <w:numFmt w:val="bullet"/>
+      <w:lvlText w:val=""/>
+      <w:lvlJc w:val="left"/>
+      <w:pPr>
+        <w:tabs>
+          <w:tab w:val="num" w:pos="2160"/>
+        </w:tabs>
+        <w:ind w:left="2160" w:hanging="360"/>
+      </w:pPr>
+      <w:rPr>
+        <w:rFonts w:ascii="Wingdings" w:hAnsi="Wingdings" w:hint="default"/>
+        <w:sz w:val="20"/>
+      </w:rPr>
+    </w:lvl>
+    <w:lvl w:ilvl="3" w:tentative="1">
+      <w:start w:val="1"/>
+      <w:numFmt w:val="bullet"/>
+      <w:lvlText w:val=""/>
+      <w:lvlJc w:val="left"/>
+      <w:pPr>
+        <w:tabs>
+          <w:tab w:val="num" w:pos="2880"/>
+        </w:tabs>
+        <w:ind w:left="2880" w:hanging="360"/>
+      </w:pPr>
+      <w:rPr>
+        <w:rFonts w:ascii="Wingdings" w:hAnsi="Wingdings" w:hint="default"/>
+        <w:sz w:val="20"/>
+      </w:rPr>
+    </w:lvl>
+    <w:lvl w:ilvl="4" w:tentative="1">
+      <w:start w:val="1"/>
+      <w:numFmt w:val="bullet"/>
+      <w:lvlText w:val=""/>
+      <w:lvlJc w:val="left"/>
+      <w:pPr>
+        <w:tabs>
+          <w:tab w:val="num" w:pos="3600"/>
+        </w:tabs>
+        <w:ind w:left="3600" w:hanging="360"/>
+      </w:pPr>
+      <w:rPr>
+        <w:rFonts w:ascii="Wingdings" w:hAnsi="Wingdings" w:hint="default"/>
+        <w:sz w:val="20"/>
+      </w:rPr>
+    </w:lvl>
+    <w:lvl w:ilvl="5" w:tentative="1">
+      <w:start w:val="1"/>
+      <w:numFmt w:val="bullet"/>
+      <w:lvlText w:val=""/>
+      <w:lvlJc w:val="left"/>
+      <w:pPr>
+        <w:tabs>
+          <w:tab w:val="num" w:pos="4320"/>
+        </w:tabs>
+        <w:ind w:left="4320" w:hanging="360"/>
+      </w:pPr>
+      <w:rPr>
+        <w:rFonts w:ascii="Wingdings" w:hAnsi="Wingdings" w:hint="default"/>
+        <w:sz w:val="20"/>
+      </w:rPr>
+    </w:lvl>
+    <w:lvl w:ilvl="6" w:tentative="1">
+      <w:start w:val="1"/>
+      <w:numFmt w:val="bullet"/>
+      <w:lvlText w:val=""/>
+      <w:lvlJc w:val="left"/>
+      <w:pPr>
+        <w:tabs>
+          <w:tab w:val="num" w:pos="5040"/>
+        </w:tabs>
+        <w:ind w:left="5040" w:hanging="360"/>
+      </w:pPr>
+      <w:rPr>
+        <w:rFonts w:ascii="Wingdings" w:hAnsi="Wingdings" w:hint="default"/>
+        <w:sz w:val="20"/>
+      </w:rPr>
+    </w:lvl>
+    <w:lvl w:ilvl="7" w:tentative="1">
+      <w:start w:val="1"/>
+      <w:numFmt w:val="bullet"/>
+      <w:lvlText w:val=""/>
+      <w:lvlJc w:val="left"/>
+      <w:pPr>
+        <w:tabs>
+          <w:tab w:val="num" w:pos="5760"/>
+        </w:tabs>
+        <w:ind w:left="5760" w:hanging="360"/>
+      </w:pPr>
+      <w:rPr>
+        <w:rFonts w:ascii="Wingdings" w:hAnsi="Wingdings" w:hint="default"/>
+        <w:sz w:val="20"/>
+      </w:rPr>
+    </w:lvl>
+    <w:lvl w:ilvl="8" w:tentative="1">
+      <w:start w:val="1"/>
+      <w:numFmt w:val="bullet"/>
+      <w:lvlText w:val=""/>
+      <w:lvlJc w:val="left"/>
+      <w:pPr>
+        <w:tabs>
+          <w:tab w:val="num" w:pos="6480"/>
+        </w:tabs>
+        <w:ind w:left="6480" w:hanging="360"/>
+      </w:pPr>
+      <w:rPr>
+        <w:rFonts w:ascii="Wingdings" w:hAnsi="Wingdings" w:hint="default"/>
+        <w:sz w:val="20"/>
+      </w:rPr>
+    </w:lvl>
+  </w:abstractNum>
+  <w:abstractNum w:abstractNumId="15" w15:restartNumberingAfterBreak="0">
     <w:nsid w:val="578D0777"/>
     <w:multiLevelType w:val="multilevel"/>
     <w:tmpl w:val="41081F96"/>
@@ -2454,7 +7152,7 @@
       </w:rPr>
     </w:lvl>
   </w:abstractNum>
-  <w:abstractNum w:abstractNumId="14" w15:restartNumberingAfterBreak="0">
+  <w:abstractNum w:abstractNumId="16" w15:restartNumberingAfterBreak="0">
     <w:nsid w:val="5A6051DD"/>
     <w:multiLevelType w:val="multilevel"/>
     <w:tmpl w:val="47F28AEA"/>
@@ -2567,7 +7265,7 @@
       </w:rPr>
     </w:lvl>
   </w:abstractNum>
-  <w:abstractNum w:abstractNumId="15" w15:restartNumberingAfterBreak="0">
+  <w:abstractNum w:abstractNumId="17" w15:restartNumberingAfterBreak="0">
     <w:nsid w:val="5BAC1808"/>
     <w:multiLevelType w:val="hybridMultilevel"/>
     <w:tmpl w:val="7E90D214"/>
@@ -2657,7 +7355,7 @@
       </w:pPr>
     </w:lvl>
   </w:abstractNum>
-  <w:abstractNum w:abstractNumId="16" w15:restartNumberingAfterBreak="0">
+  <w:abstractNum w:abstractNumId="18" w15:restartNumberingAfterBreak="0">
     <w:nsid w:val="66033C96"/>
     <w:multiLevelType w:val="multilevel"/>
     <w:tmpl w:val="1D96700C"/>
@@ -2770,7 +7468,7 @@
       </w:rPr>
     </w:lvl>
   </w:abstractNum>
-  <w:abstractNum w:abstractNumId="17" w15:restartNumberingAfterBreak="0">
+  <w:abstractNum w:abstractNumId="19" w15:restartNumberingAfterBreak="0">
     <w:nsid w:val="7570193B"/>
     <w:multiLevelType w:val="multilevel"/>
     <w:tmpl w:val="27C89D40"/>
@@ -2883,7 +7581,7 @@
       </w:rPr>
     </w:lvl>
   </w:abstractNum>
-  <w:abstractNum w:abstractNumId="18" w15:restartNumberingAfterBreak="0">
+  <w:abstractNum w:abstractNumId="20" w15:restartNumberingAfterBreak="0">
     <w:nsid w:val="79D9588E"/>
     <w:multiLevelType w:val="multilevel"/>
     <w:tmpl w:val="EFE23F90"/>
@@ -3005,7 +7703,7 @@
       </w:rPr>
     </w:lvl>
   </w:abstractNum>
-  <w:abstractNum w:abstractNumId="19" w15:restartNumberingAfterBreak="0">
+  <w:abstractNum w:abstractNumId="21" w15:restartNumberingAfterBreak="0">
     <w:nsid w:val="7C2850EF"/>
     <w:multiLevelType w:val="hybridMultilevel"/>
     <w:tmpl w:val="C582B7F0"/>
@@ -3095,7 +7793,7 @@
       </w:pPr>
     </w:lvl>
   </w:abstractNum>
-  <w:abstractNum w:abstractNumId="20" w15:restartNumberingAfterBreak="0">
+  <w:abstractNum w:abstractNumId="22" w15:restartNumberingAfterBreak="0">
     <w:nsid w:val="7ECB0DC9"/>
     <w:multiLevelType w:val="hybridMultilevel"/>
     <w:tmpl w:val="FB86ECB2"/>
@@ -3209,70 +7907,76 @@
     </w:lvl>
   </w:abstractNum>
   <w:num w:numId="1" w16cid:durableId="1857649987">
+    <w:abstractNumId w:val="5"/>
+  </w:num>
+  <w:num w:numId="2" w16cid:durableId="667828628">
+    <w:abstractNumId w:val="13"/>
+  </w:num>
+  <w:num w:numId="3" w16cid:durableId="851116131">
+    <w:abstractNumId w:val="20"/>
+  </w:num>
+  <w:num w:numId="4" w16cid:durableId="1467041325">
+    <w:abstractNumId w:val="11"/>
+  </w:num>
+  <w:num w:numId="5" w16cid:durableId="71781296">
+    <w:abstractNumId w:val="17"/>
+  </w:num>
+  <w:num w:numId="6" w16cid:durableId="1399741498">
+    <w:abstractNumId w:val="6"/>
+  </w:num>
+  <w:num w:numId="7" w16cid:durableId="292905652">
     <w:abstractNumId w:val="4"/>
   </w:num>
-  <w:num w:numId="2" w16cid:durableId="667828628">
+  <w:num w:numId="8" w16cid:durableId="1732844539">
+    <w:abstractNumId w:val="2"/>
+  </w:num>
+  <w:num w:numId="9" w16cid:durableId="1207327860">
+    <w:abstractNumId w:val="16"/>
+  </w:num>
+  <w:num w:numId="10" w16cid:durableId="497187007">
+    <w:abstractNumId w:val="3"/>
+  </w:num>
+  <w:num w:numId="11" w16cid:durableId="57822368">
+    <w:abstractNumId w:val="7"/>
+  </w:num>
+  <w:num w:numId="12" w16cid:durableId="201674546">
+    <w:abstractNumId w:val="15"/>
+  </w:num>
+  <w:num w:numId="13" w16cid:durableId="1397168270">
+    <w:abstractNumId w:val="9"/>
+  </w:num>
+  <w:num w:numId="14" w16cid:durableId="1585726104">
+    <w:abstractNumId w:val="1"/>
+  </w:num>
+  <w:num w:numId="15" w16cid:durableId="2088066298">
+    <w:abstractNumId w:val="17"/>
+  </w:num>
+  <w:num w:numId="16" w16cid:durableId="933325033">
+    <w:abstractNumId w:val="22"/>
+  </w:num>
+  <w:num w:numId="17" w16cid:durableId="1575124294">
+    <w:abstractNumId w:val="21"/>
+  </w:num>
+  <w:num w:numId="18" w16cid:durableId="166604966">
+    <w:abstractNumId w:val="8"/>
+  </w:num>
+  <w:num w:numId="19" w16cid:durableId="207491580">
+    <w:abstractNumId w:val="18"/>
+  </w:num>
+  <w:num w:numId="20" w16cid:durableId="1141578389">
+    <w:abstractNumId w:val="10"/>
+  </w:num>
+  <w:num w:numId="21" w16cid:durableId="921984988">
     <w:abstractNumId w:val="12"/>
   </w:num>
-  <w:num w:numId="3" w16cid:durableId="851116131">
-    <w:abstractNumId w:val="18"/>
+  <w:num w:numId="22" w16cid:durableId="669602436">
+    <w:abstractNumId w:val="19"/>
   </w:num>
-  <w:num w:numId="4" w16cid:durableId="1467041325">
-    <w:abstractNumId w:val="10"/>
-  </w:num>
-  <w:num w:numId="5" w16cid:durableId="71781296">
-    <w:abstractNumId w:val="15"/>
-  </w:num>
-  <w:num w:numId="6" w16cid:durableId="1399741498">
-    <w:abstractNumId w:val="5"/>
-  </w:num>
-  <w:num w:numId="7" w16cid:durableId="292905652">
-    <w:abstractNumId w:val="3"/>
-  </w:num>
-  <w:num w:numId="8" w16cid:durableId="1732844539">
-    <w:abstractNumId w:val="1"/>
-  </w:num>
-  <w:num w:numId="9" w16cid:durableId="1207327860">
-    <w:abstractNumId w:val="14"/>
-  </w:num>
-  <w:num w:numId="10" w16cid:durableId="497187007">
-    <w:abstractNumId w:val="2"/>
-  </w:num>
-  <w:num w:numId="11" w16cid:durableId="57822368">
-    <w:abstractNumId w:val="6"/>
-  </w:num>
-  <w:num w:numId="12" w16cid:durableId="201674546">
-    <w:abstractNumId w:val="13"/>
-  </w:num>
-  <w:num w:numId="13" w16cid:durableId="1397168270">
-    <w:abstractNumId w:val="8"/>
-  </w:num>
-  <w:num w:numId="14" w16cid:durableId="1585726104">
+  <w:num w:numId="23" w16cid:durableId="292948354">
     <w:abstractNumId w:val="0"/>
   </w:num>
-  <w:num w:numId="15" w16cid:durableId="2088066298">
-    <w:abstractNumId w:val="15"/>
-  </w:num>
-  <w:num w:numId="16" w16cid:durableId="933325033">
-    <w:abstractNumId w:val="20"/>
-  </w:num>
-  <w:num w:numId="17" w16cid:durableId="1575124294">
-    <w:abstractNumId w:val="19"/>
-  </w:num>
-  <w:num w:numId="18" w16cid:durableId="166604966">
-    <w:abstractNumId w:val="7"/>
-  </w:num>
-  <w:num w:numId="19" w16cid:durableId="207491580">
-    <w:abstractNumId w:val="16"/>
-  </w:num>
-  <w:num w:numId="20" w16cid:durableId="1141578389">
-    <w:abstractNumId w:val="9"/>
-  </w:num>
-  <w:num w:numId="21" w16cid:durableId="921984988">
-    <w:abstractNumId w:val="11"/>
-  </w:num>
-  <w:num w:numId="22" w16cid:durableId="669602436">
-    <w:abstractNumId w:val="17"/>
+  <w:num w:numId="24" w16cid:durableId="1925608630">
+    <w:abstractNumId w:val="14"/>
   </w:num>
 </w:numbering>
 </file>
